--- a/00-首页/题组Word/专项卷/二分册/专项卷VII-教师版.docx
+++ b/00-首页/题组Word/专项卷/二分册/专项卷VII-教师版.docx
@@ -3875,22 +3875,42 @@
         <w:rPr>
           <w:rFonts w:ascii="Times New Roman" w:hAnsi="Times New Roman" w:eastAsia="Times New Roman" w:cs="Times New Roman"/>
         </w:rPr>
-        <w:t>④ ClO</w:t>
-      </w:r>
-      <w:r>
-        <w:rPr>
-          <w:rFonts w:ascii="Times New Roman" w:hAnsi="Times New Roman" w:eastAsia="Times New Roman" w:cs="Times New Roman"/>
-          <w:vertAlign w:val="subscript"/>
-        </w:rPr>
-        <w:t>3</w:t>
-      </w:r>
-      <w:r>
-        <w:rPr>
-          <w:rFonts w:ascii="Times New Roman" w:hAnsi="Times New Roman" w:eastAsia="Times New Roman" w:cs="Times New Roman"/>
-          <w:vertAlign w:val="superscript"/>
-        </w:rPr>
-        <w:t>-</w:t>
-      </w:r>
+        <w:t xml:space="preserve">④</w:t>
+      </w:r>
+      <w:r>
+        <w:rPr>
+          <w:rFonts w:ascii="Times New Roman" w:hAnsi="Times New Roman" w:eastAsia="Times New Roman" w:cs="Times New Roman"/>
+        </w:rPr>
+        <w:t xml:space="preserve"> </w:t>
+      </w:r>
+      <m:oMath>
+        <m:r>
+          <m:t>C</m:t>
+        </m:r>
+        <m:r>
+          <m:t>l</m:t>
+        </m:r>
+        <m:sSubSup>
+          <m:e>
+            <m:r>
+              <m:t>O</m:t>
+            </m:r>
+          </m:e>
+          <m:sub>
+            <m:r>
+              <m:t>3</m:t>
+            </m:r>
+          </m:sub>
+          <m:sup>
+            <m:r>
+              <m:rPr>
+                <m:sty m:val="p"/>
+              </m:rPr>
+              <m:t>−</m:t>
+            </m:r>
+          </m:sup>
+        </m:sSubSup>
+      </m:oMath>
       <w:r>
         <w:rPr>
           <w:rFonts w:ascii="Times New Roman" w:hAnsi="Times New Roman" w:eastAsia="Times New Roman" w:cs="Times New Roman"/>
@@ -3907,22 +3927,36 @@
         <w:rPr>
           <w:rFonts w:ascii="Times New Roman" w:hAnsi="Times New Roman" w:eastAsia="Times New Roman" w:cs="Times New Roman"/>
         </w:rPr>
-        <w:t xml:space="preserve"> HSO</w:t>
-      </w:r>
-      <w:r>
-        <w:rPr>
-          <w:rFonts w:ascii="Times New Roman" w:hAnsi="Times New Roman" w:eastAsia="Times New Roman" w:cs="Times New Roman"/>
-          <w:vertAlign w:val="subscript"/>
-        </w:rPr>
-        <w:t>3</w:t>
-      </w:r>
-      <w:r>
-        <w:rPr>
-          <w:rFonts w:ascii="Times New Roman" w:hAnsi="Times New Roman" w:eastAsia="Times New Roman" w:cs="Times New Roman"/>
-          <w:vertAlign w:val="superscript"/>
-        </w:rPr>
-        <w:t>-</w:t>
-      </w:r>
+        <w:t xml:space="preserve"> </w:t>
+      </w:r>
+      <m:oMath>
+        <m:r>
+          <m:t>H</m:t>
+        </m:r>
+        <m:r>
+          <m:t>S</m:t>
+        </m:r>
+        <m:sSubSup>
+          <m:e>
+            <m:r>
+              <m:t>O</m:t>
+            </m:r>
+          </m:e>
+          <m:sub>
+            <m:r>
+              <m:t>3</m:t>
+            </m:r>
+          </m:sub>
+          <m:sup>
+            <m:r>
+              <m:rPr>
+                <m:sty m:val="p"/>
+              </m:rPr>
+              <m:t>−</m:t>
+            </m:r>
+          </m:sup>
+        </m:sSubSup>
+      </m:oMath>
       <w:r>
         <w:rPr>
           <w:rFonts w:ascii="Times New Roman" w:hAnsi="Times New Roman" w:eastAsia="Times New Roman" w:cs="Times New Roman"/>
@@ -4192,22 +4226,36 @@
         <w:rPr>
           <w:rFonts w:ascii="Times New Roman" w:hAnsi="Times New Roman" w:eastAsia="Times New Roman" w:cs="Times New Roman"/>
         </w:rPr>
-        <w:t xml:space="preserve"> ClO</w:t>
-      </w:r>
-      <w:r>
-        <w:rPr>
-          <w:rFonts w:ascii="Times New Roman" w:hAnsi="Times New Roman" w:eastAsia="Times New Roman" w:cs="Times New Roman"/>
-          <w:vertAlign w:val="subscript"/>
-        </w:rPr>
-        <w:t>3</w:t>
-      </w:r>
-      <w:r>
-        <w:rPr>
-          <w:rFonts w:ascii="Times New Roman" w:hAnsi="Times New Roman" w:eastAsia="Times New Roman" w:cs="Times New Roman"/>
-          <w:vertAlign w:val="superscript"/>
-        </w:rPr>
-        <w:t>-</w:t>
-      </w:r>
+        <w:t xml:space="preserve"> </w:t>
+      </w:r>
+      <m:oMath>
+        <m:r>
+          <m:t>C</m:t>
+        </m:r>
+        <m:r>
+          <m:t>l</m:t>
+        </m:r>
+        <m:sSubSup>
+          <m:e>
+            <m:r>
+              <m:t>O</m:t>
+            </m:r>
+          </m:e>
+          <m:sub>
+            <m:r>
+              <m:t>3</m:t>
+            </m:r>
+          </m:sub>
+          <m:sup>
+            <m:r>
+              <m:rPr>
+                <m:sty m:val="p"/>
+              </m:rPr>
+              <m:t>−</m:t>
+            </m:r>
+          </m:sup>
+        </m:sSubSup>
+      </m:oMath>
       <w:r>
         <w:rPr>
           <w:rFonts w:ascii="Times New Roman" w:hAnsi="Times New Roman" w:eastAsia="Times New Roman" w:cs="Times New Roman"/>
@@ -4506,15 +4554,22 @@
         <w:rPr>
           <w:rFonts w:ascii="Times New Roman" w:hAnsi="Times New Roman" w:eastAsia="Times New Roman" w:cs="Times New Roman"/>
         </w:rPr>
-        <w:t xml:space="preserve"> t</w:t>
-      </w:r>
-      <w:r>
-        <w:rPr>
-          <w:rFonts w:ascii="Times New Roman" w:hAnsi="Times New Roman" w:eastAsia="Times New Roman" w:cs="Times New Roman"/>
-          <w:vertAlign w:val="subscript"/>
-        </w:rPr>
-        <w:t>1</w:t>
-      </w:r>
+        <w:t xml:space="preserve"> </w:t>
+      </w:r>
+      <m:oMath>
+        <m:sSub>
+          <m:e>
+            <m:r>
+              <m:t>t</m:t>
+            </m:r>
+          </m:e>
+          <m:sub>
+            <m:r>
+              <m:t>1</m:t>
+            </m:r>
+          </m:sub>
+        </m:sSub>
+      </m:oMath>
       <w:r>
         <w:rPr>
           <w:rFonts w:ascii="Times New Roman" w:hAnsi="Times New Roman" w:eastAsia="Times New Roman" w:cs="Times New Roman"/>
@@ -4531,15 +4586,22 @@
         <w:rPr>
           <w:rFonts w:ascii="Times New Roman" w:hAnsi="Times New Roman" w:eastAsia="Times New Roman" w:cs="Times New Roman"/>
         </w:rPr>
-        <w:t xml:space="preserve"> t</w:t>
-      </w:r>
-      <w:r>
-        <w:rPr>
-          <w:rFonts w:ascii="Times New Roman" w:hAnsi="Times New Roman" w:eastAsia="Times New Roman" w:cs="Times New Roman"/>
-          <w:vertAlign w:val="subscript"/>
-        </w:rPr>
-        <w:t>2</w:t>
-      </w:r>
+        <w:t xml:space="preserve"> </w:t>
+      </w:r>
+      <m:oMath>
+        <m:sSub>
+          <m:e>
+            <m:r>
+              <m:t>t</m:t>
+            </m:r>
+          </m:e>
+          <m:sub>
+            <m:r>
+              <m:t>2</m:t>
+            </m:r>
+          </m:sub>
+        </m:sSub>
+      </m:oMath>
       <w:r>
         <w:rPr>
           <w:rFonts w:ascii="Times New Roman" w:hAnsi="Times New Roman" w:eastAsia="Times New Roman" w:cs="Times New Roman"/>
@@ -7763,15 +7825,31 @@
         <w:rPr>
           <w:rFonts w:ascii="Times New Roman" w:hAnsi="Times New Roman" w:eastAsia="Times New Roman" w:cs="Times New Roman"/>
         </w:rPr>
-        <w:t xml:space="preserve"> KMnO</w:t>
-      </w:r>
-      <w:r>
-        <w:rPr>
-          <w:rFonts w:ascii="Times New Roman" w:hAnsi="Times New Roman" w:eastAsia="Times New Roman" w:cs="Times New Roman"/>
-          <w:vertAlign w:val="subscript"/>
-        </w:rPr>
-        <w:t>4</w:t>
-      </w:r>
+        <w:t xml:space="preserve"> </w:t>
+      </w:r>
+      <m:oMath>
+        <m:r>
+          <m:t>K</m:t>
+        </m:r>
+        <m:r>
+          <m:t>M</m:t>
+        </m:r>
+        <m:r>
+          <m:t>n</m:t>
+        </m:r>
+        <m:sSub>
+          <m:e>
+            <m:r>
+              <m:t>O</m:t>
+            </m:r>
+          </m:e>
+          <m:sub>
+            <m:r>
+              <m:t>4</m:t>
+            </m:r>
+          </m:sub>
+        </m:sSub>
+      </m:oMath>
       <w:r>
         <w:rPr>
           <w:rFonts w:ascii="Times New Roman" w:hAnsi="Times New Roman" w:eastAsia="Times New Roman" w:cs="Times New Roman"/>
@@ -8019,15 +8097,31 @@
         <w:rPr>
           <w:rFonts w:hint="eastAsia" w:ascii="Times New Roman" w:hAnsi="Times New Roman" w:eastAsia="Times New Roman" w:cs="Times New Roman"/>
         </w:rPr>
-        <w:t>「KMnO</w:t>
-      </w:r>
-      <w:r>
-        <w:rPr>
-          <w:rFonts w:hint="eastAsia" w:ascii="Times New Roman" w:hAnsi="Times New Roman" w:eastAsia="Times New Roman" w:cs="Times New Roman"/>
-          <w:vertAlign w:val="subscript"/>
-        </w:rPr>
-        <w:t>4</w:t>
-      </w:r>
+        <w:t>「</w:t>
+      </w:r>
+      <m:oMath>
+        <m:r>
+          <m:t>K</m:t>
+        </m:r>
+        <m:r>
+          <m:t>M</m:t>
+        </m:r>
+        <m:r>
+          <m:t>n</m:t>
+        </m:r>
+        <m:sSub>
+          <m:e>
+            <m:r>
+              <m:t>O</m:t>
+            </m:r>
+          </m:e>
+          <m:sub>
+            <m:r>
+              <m:t>4</m:t>
+            </m:r>
+          </m:sub>
+        </m:sSub>
+      </m:oMath>
       <w:r>
         <w:rPr>
           <w:rFonts w:hint="eastAsia" w:ascii="Times New Roman" w:hAnsi="Times New Roman" w:eastAsia="Times New Roman" w:cs="Times New Roman"/>
@@ -8056,15 +8150,31 @@
         <w:rPr>
           <w:rFonts w:ascii="Times New Roman" w:hAnsi="Times New Roman" w:eastAsia="Times New Roman" w:cs="Times New Roman"/>
         </w:rPr>
-        <w:t xml:space="preserve"> KMnO</w:t>
-      </w:r>
-      <w:r>
-        <w:rPr>
-          <w:rFonts w:ascii="Times New Roman" w:hAnsi="Times New Roman" w:eastAsia="Times New Roman" w:cs="Times New Roman"/>
-          <w:vertAlign w:val="subscript"/>
-        </w:rPr>
-        <w:t>4</w:t>
-      </w:r>
+        <w:t xml:space="preserve"> </w:t>
+      </w:r>
+      <m:oMath>
+        <m:r>
+          <m:t>K</m:t>
+        </m:r>
+        <m:r>
+          <m:t>M</m:t>
+        </m:r>
+        <m:r>
+          <m:t>n</m:t>
+        </m:r>
+        <m:sSub>
+          <m:e>
+            <m:r>
+              <m:t>O</m:t>
+            </m:r>
+          </m:e>
+          <m:sub>
+            <m:r>
+              <m:t>4</m:t>
+            </m:r>
+          </m:sub>
+        </m:sSub>
+      </m:oMath>
       <w:r>
         <w:rPr>
           <w:rFonts w:ascii="Times New Roman" w:hAnsi="Times New Roman" w:eastAsia="Times New Roman" w:cs="Times New Roman"/>
@@ -13682,19 +13792,23 @@
         </w:rPr>
         <w:t xml:space="preserve"> </w:t>
       </w:r>
-      <w:r>
-        <w:rPr>
-          <w:rFonts w:hint="eastAsia" w:ascii="Times New Roman" w:hAnsi="Times New Roman" w:eastAsia="Times New Roman" w:cs="Times New Roman"/>
-        </w:rPr>
-        <w:t>NH</w:t>
-      </w:r>
-      <w:r>
-        <w:rPr>
-          <w:rFonts w:hint="eastAsia" w:ascii="Times New Roman" w:hAnsi="Times New Roman" w:eastAsia="Times New Roman" w:cs="Times New Roman"/>
-          <w:vertAlign w:val="subscript"/>
-        </w:rPr>
-        <w:t>2</w:t>
-      </w:r>
+      <m:oMath>
+        <m:r>
+          <m:t>N</m:t>
+        </m:r>
+        <m:sSub>
+          <m:e>
+            <m:r>
+              <m:t>H</m:t>
+            </m:r>
+          </m:e>
+          <m:sub>
+            <m:r>
+              <m:t>2</m:t>
+            </m:r>
+          </m:sub>
+        </m:sSub>
+      </m:oMath>
       <w:r>
         <w:rPr>
           <w:rFonts w:hint="eastAsia" w:ascii="Times New Roman" w:hAnsi="Times New Roman" w:eastAsia="Times New Roman" w:cs="Times New Roman"/>
@@ -13844,31 +13958,36 @@
         </w:rPr>
         <w:t xml:space="preserve"> </w:t>
       </w:r>
-      <w:r>
-        <w:rPr>
-          <w:rFonts w:hint="eastAsia" w:ascii="Times New Roman" w:hAnsi="Times New Roman" w:eastAsia="Times New Roman" w:cs="Times New Roman"/>
-        </w:rPr>
-        <w:t>NH</w:t>
-      </w:r>
-      <w:r>
-        <w:rPr>
-          <w:rFonts w:hint="eastAsia" w:ascii="Times New Roman" w:hAnsi="Times New Roman" w:eastAsia="Times New Roman" w:cs="Times New Roman"/>
-          <w:vertAlign w:val="subscript"/>
-        </w:rPr>
-        <w:t>3</w:t>
-      </w:r>
-      <w:r>
-        <w:rPr>
-          <w:rFonts w:hint="eastAsia" w:ascii="Times New Roman" w:hAnsi="Times New Roman" w:eastAsia="Times New Roman" w:cs="Times New Roman"/>
-          <w:vertAlign w:val="superscript"/>
-        </w:rPr>
-        <w:t>+</w:t>
-      </w:r>
-      <w:r>
-        <w:rPr>
-          <w:rFonts w:hint="eastAsia" w:ascii="Times New Roman" w:hAnsi="Times New Roman" w:eastAsia="Times New Roman" w:cs="Times New Roman"/>
-        </w:rPr>
-        <w:t>）。</w:t>
+      <m:oMath>
+        <m:r>
+          <m:t>N</m:t>
+        </m:r>
+        <m:sSubSup>
+          <m:e>
+            <m:r>
+              <m:t>H</m:t>
+            </m:r>
+          </m:e>
+          <m:sub>
+            <m:r>
+              <m:t>3</m:t>
+            </m:r>
+          </m:sub>
+          <m:sup>
+            <m:r>
+              <m:rPr>
+                <m:sty m:val="p"/>
+              </m:rPr>
+              <m:t>+</m:t>
+            </m:r>
+          </m:sup>
+        </m:sSubSup>
+      </m:oMath>
+      <w:r>
+        <w:rPr>
+          <w:rFonts w:hint="eastAsia" w:ascii="Times New Roman" w:hAnsi="Times New Roman" w:eastAsia="Times New Roman" w:cs="Times New Roman"/>
+        </w:rPr>
+        <w:t xml:space="preserve">）。</w:t>
       </w:r>
     </w:p>
     <w:p>
@@ -14145,15 +14264,28 @@
         <w:rPr>
           <w:rFonts w:ascii="Times New Roman" w:hAnsi="Times New Roman" w:eastAsia="Times New Roman" w:cs="Times New Roman"/>
         </w:rPr>
-        <w:t xml:space="preserve"> HNO</w:t>
-      </w:r>
-      <w:r>
-        <w:rPr>
-          <w:rFonts w:ascii="Times New Roman" w:hAnsi="Times New Roman" w:eastAsia="Times New Roman" w:cs="Times New Roman"/>
-          <w:vertAlign w:val="subscript"/>
-        </w:rPr>
-        <w:t>2</w:t>
-      </w:r>
+        <w:t xml:space="preserve"> </w:t>
+      </w:r>
+      <m:oMath>
+        <m:r>
+          <m:t>H</m:t>
+        </m:r>
+        <m:r>
+          <m:t>N</m:t>
+        </m:r>
+        <m:sSub>
+          <m:e>
+            <m:r>
+              <m:t>O</m:t>
+            </m:r>
+          </m:e>
+          <m:sub>
+            <m:r>
+              <m:t>2</m:t>
+            </m:r>
+          </m:sub>
+        </m:sSub>
+      </m:oMath>
       <w:r>
         <w:rPr>
           <w:rFonts w:ascii="Times New Roman" w:hAnsi="Times New Roman" w:eastAsia="Times New Roman" w:cs="Times New Roman"/>
@@ -14170,15 +14302,22 @@
         <w:rPr>
           <w:rFonts w:ascii="Times New Roman" w:hAnsi="Times New Roman" w:eastAsia="Times New Roman" w:cs="Times New Roman"/>
         </w:rPr>
-        <w:t xml:space="preserve"> N</w:t>
-      </w:r>
-      <w:r>
-        <w:rPr>
-          <w:rFonts w:ascii="Times New Roman" w:hAnsi="Times New Roman" w:eastAsia="Times New Roman" w:cs="Times New Roman"/>
-          <w:vertAlign w:val="subscript"/>
-        </w:rPr>
-        <w:t>2</w:t>
-      </w:r>
+        <w:t xml:space="preserve"> </w:t>
+      </w:r>
+      <m:oMath>
+        <m:sSub>
+          <m:e>
+            <m:r>
+              <m:t>N</m:t>
+            </m:r>
+          </m:e>
+          <m:sub>
+            <m:r>
+              <m:t>2</m:t>
+            </m:r>
+          </m:sub>
+        </m:sSub>
+      </m:oMath>
       <w:r>
         <w:rPr>
           <w:rFonts w:ascii="Times New Roman" w:hAnsi="Times New Roman" w:eastAsia="Times New Roman" w:cs="Times New Roman"/>
@@ -14521,15 +14660,28 @@
         <w:rPr>
           <w:rFonts w:ascii="Times New Roman" w:hAnsi="Times New Roman" w:eastAsia="Times New Roman" w:cs="Times New Roman"/>
         </w:rPr>
-        <w:t xml:space="preserve"> HNO</w:t>
-      </w:r>
-      <w:r>
-        <w:rPr>
-          <w:rFonts w:ascii="Times New Roman" w:hAnsi="Times New Roman" w:eastAsia="Times New Roman" w:cs="Times New Roman"/>
-          <w:vertAlign w:val="subscript"/>
-        </w:rPr>
-        <w:t>2</w:t>
-      </w:r>
+        <w:t xml:space="preserve"> </w:t>
+      </w:r>
+      <m:oMath>
+        <m:r>
+          <m:t>H</m:t>
+        </m:r>
+        <m:r>
+          <m:t>N</m:t>
+        </m:r>
+        <m:sSub>
+          <m:e>
+            <m:r>
+              <m:t>O</m:t>
+            </m:r>
+          </m:e>
+          <m:sub>
+            <m:r>
+              <m:t>2</m:t>
+            </m:r>
+          </m:sub>
+        </m:sSub>
+      </m:oMath>
       <w:r>
         <w:rPr>
           <w:rFonts w:ascii="Times New Roman" w:hAnsi="Times New Roman" w:eastAsia="Times New Roman" w:cs="Times New Roman"/>
@@ -14546,21 +14698,28 @@
         <w:rPr>
           <w:rFonts w:ascii="Times New Roman" w:hAnsi="Times New Roman" w:eastAsia="Times New Roman" w:cs="Times New Roman"/>
         </w:rPr>
-        <w:t xml:space="preserve"> 1 mol </w:t>
-      </w:r>
-      <w:r>
-        <w:rPr>
-          <w:rFonts w:hint="eastAsia" w:ascii="Times New Roman" w:hAnsi="Times New Roman" w:eastAsia="Times New Roman" w:cs="Times New Roman"/>
-        </w:rPr>
-        <w:t>N</w:t>
-      </w:r>
-      <w:r>
-        <w:rPr>
-          <w:rFonts w:hint="eastAsia" w:ascii="Times New Roman" w:hAnsi="Times New Roman" w:eastAsia="Times New Roman" w:cs="Times New Roman"/>
-          <w:vertAlign w:val="subscript"/>
-        </w:rPr>
-        <w:t>2</w:t>
-      </w:r>
+        <w:t xml:space="preserve"> 1 mol</w:t>
+      </w:r>
+      <w:r>
+        <w:rPr>
+          <w:rFonts w:ascii="Times New Roman" w:hAnsi="Times New Roman" w:eastAsia="Times New Roman" w:cs="Times New Roman"/>
+        </w:rPr>
+        <w:t xml:space="preserve"> </w:t>
+      </w:r>
+      <m:oMath>
+        <m:sSub>
+          <m:e>
+            <m:r>
+              <m:t>N</m:t>
+            </m:r>
+          </m:e>
+          <m:sub>
+            <m:r>
+              <m:t>2</m:t>
+            </m:r>
+          </m:sub>
+        </m:sSub>
+      </m:oMath>
       <w:r>
         <w:rPr>
           <w:rFonts w:hint="eastAsia" w:ascii="Times New Roman" w:hAnsi="Times New Roman" w:eastAsia="Times New Roman" w:cs="Times New Roman"/>
@@ -17161,33 +17320,47 @@
         <w:rPr>
           <w:rFonts w:ascii="Times New Roman" w:hAnsi="Times New Roman" w:eastAsia="Times New Roman" w:cs="Times New Roman"/>
         </w:rPr>
-        <w:t xml:space="preserve">A. </w:t>
-      </w:r>
-      <w:r>
-        <w:rPr>
-          <w:rFonts w:hint="eastAsia" w:ascii="Times New Roman" w:hAnsi="Times New Roman" w:eastAsia="Times New Roman" w:cs="Times New Roman"/>
-        </w:rPr>
-        <w:t>VO</w:t>
-      </w:r>
-      <w:r>
-        <w:rPr>
-          <w:rFonts w:hint="eastAsia" w:ascii="Times New Roman" w:hAnsi="Times New Roman" w:eastAsia="Times New Roman" w:cs="Times New Roman"/>
-          <w:vertAlign w:val="subscript"/>
-        </w:rPr>
-        <w:t>4</w:t>
-      </w:r>
-      <w:r>
-        <w:rPr>
-          <w:rFonts w:hint="eastAsia" w:ascii="Times New Roman" w:hAnsi="Times New Roman" w:eastAsia="Times New Roman" w:cs="Times New Roman"/>
-          <w:vertAlign w:val="superscript"/>
-        </w:rPr>
-        <w:t>3-</w:t>
-      </w:r>
-      <w:r>
-        <w:rPr>
-          <w:rFonts w:hint="eastAsia" w:ascii="Times New Roman" w:hAnsi="Times New Roman" w:eastAsia="Times New Roman" w:cs="Times New Roman"/>
-        </w:rPr>
-        <w:t>，</w:t>
+        <w:t xml:space="preserve">A.</w:t>
+      </w:r>
+      <w:r>
+        <w:rPr>
+          <w:rFonts w:ascii="Times New Roman" w:hAnsi="Times New Roman" w:eastAsia="Times New Roman" w:cs="Times New Roman"/>
+        </w:rPr>
+        <w:t xml:space="preserve"> </w:t>
+      </w:r>
+      <m:oMath>
+        <m:r>
+          <m:t>V</m:t>
+        </m:r>
+        <m:sSubSup>
+          <m:e>
+            <m:r>
+              <m:t>O</m:t>
+            </m:r>
+          </m:e>
+          <m:sub>
+            <m:r>
+              <m:t>4</m:t>
+            </m:r>
+          </m:sub>
+          <m:sup>
+            <m:r>
+              <m:t>3</m:t>
+            </m:r>
+            <m:r>
+              <m:rPr>
+                <m:sty m:val="p"/>
+              </m:rPr>
+              <m:t>−</m:t>
+            </m:r>
+          </m:sup>
+        </m:sSubSup>
+      </m:oMath>
+      <w:r>
+        <w:rPr>
+          <w:rFonts w:hint="eastAsia" w:ascii="Times New Roman" w:hAnsi="Times New Roman" w:eastAsia="Times New Roman" w:cs="Times New Roman"/>
+        </w:rPr>
+        <w:t xml:space="preserve">，</w:t>
       </w:r>
       <m:oMath>
         <m:sSub>
@@ -17227,41 +17400,68 @@
         <w:rPr>
           <w:rFonts w:ascii="Times New Roman" w:hAnsi="Times New Roman" w:eastAsia="Times New Roman" w:cs="Times New Roman"/>
         </w:rPr>
-        <w:t xml:space="preserve">B. </w:t>
-      </w:r>
-      <w:r>
-        <w:rPr>
-          <w:rFonts w:hint="eastAsia" w:ascii="Times New Roman" w:hAnsi="Times New Roman" w:eastAsia="Times New Roman" w:cs="Times New Roman"/>
-        </w:rPr>
-        <w:t>VO</w:t>
-      </w:r>
-      <w:r>
-        <w:rPr>
-          <w:rFonts w:hint="eastAsia" w:ascii="Times New Roman" w:hAnsi="Times New Roman" w:eastAsia="Times New Roman" w:cs="Times New Roman"/>
-          <w:vertAlign w:val="subscript"/>
-        </w:rPr>
-        <w:t>4</w:t>
-      </w:r>
-      <w:r>
-        <w:rPr>
-          <w:rFonts w:hint="eastAsia" w:ascii="Times New Roman" w:hAnsi="Times New Roman" w:eastAsia="Times New Roman" w:cs="Times New Roman"/>
-          <w:vertAlign w:val="superscript"/>
-        </w:rPr>
-        <w:t>3-</w:t>
-      </w:r>
-      <w:r>
-        <w:rPr>
-          <w:rFonts w:hint="eastAsia" w:ascii="Times New Roman" w:hAnsi="Times New Roman" w:eastAsia="Times New Roman" w:cs="Times New Roman"/>
-        </w:rPr>
-        <w:t>，V</w:t>
-      </w:r>
-      <w:r>
-        <w:rPr>
-          <w:rFonts w:hint="eastAsia" w:ascii="Times New Roman" w:hAnsi="Times New Roman" w:eastAsia="Times New Roman" w:cs="Times New Roman"/>
-          <w:vertAlign w:val="superscript"/>
-        </w:rPr>
-        <w:t>5+</w:t>
-      </w:r>
+        <w:t xml:space="preserve">B.</w:t>
+      </w:r>
+      <w:r>
+        <w:rPr>
+          <w:rFonts w:ascii="Times New Roman" w:hAnsi="Times New Roman" w:eastAsia="Times New Roman" w:cs="Times New Roman"/>
+        </w:rPr>
+        <w:t xml:space="preserve"> </w:t>
+      </w:r>
+      <m:oMath>
+        <m:r>
+          <m:t>V</m:t>
+        </m:r>
+        <m:sSubSup>
+          <m:e>
+            <m:r>
+              <m:t>O</m:t>
+            </m:r>
+          </m:e>
+          <m:sub>
+            <m:r>
+              <m:t>4</m:t>
+            </m:r>
+          </m:sub>
+          <m:sup>
+            <m:r>
+              <m:t>3</m:t>
+            </m:r>
+            <m:r>
+              <m:rPr>
+                <m:sty m:val="p"/>
+              </m:rPr>
+              <m:t>−</m:t>
+            </m:r>
+          </m:sup>
+        </m:sSubSup>
+      </m:oMath>
+      <w:r>
+        <w:rPr>
+          <w:rFonts w:hint="eastAsia" w:ascii="Times New Roman" w:hAnsi="Times New Roman" w:eastAsia="Times New Roman" w:cs="Times New Roman"/>
+        </w:rPr>
+        <w:t xml:space="preserve">，</w:t>
+      </w:r>
+      <m:oMath>
+        <m:sSup>
+          <m:e>
+            <m:r>
+              <m:t>V</m:t>
+            </m:r>
+          </m:e>
+          <m:sup>
+            <m:r>
+              <m:t>5</m:t>
+            </m:r>
+            <m:r>
+              <m:rPr>
+                <m:sty m:val="p"/>
+              </m:rPr>
+              <m:t>+</m:t>
+            </m:r>
+          </m:sup>
+        </m:sSup>
+      </m:oMath>
     </w:p>
     <w:p>
       <w:pPr>
@@ -17271,48 +17471,73 @@
         <w:rPr>
           <w:rFonts w:ascii="Times New Roman" w:hAnsi="Times New Roman" w:eastAsia="Times New Roman" w:cs="Times New Roman"/>
         </w:rPr>
-        <w:t xml:space="preserve">C. </w:t>
-      </w:r>
-      <w:r>
-        <w:rPr>
-          <w:rFonts w:hint="eastAsia" w:ascii="Times New Roman" w:hAnsi="Times New Roman" w:eastAsia="Times New Roman" w:cs="Times New Roman"/>
-        </w:rPr>
-        <w:t>VO</w:t>
-      </w:r>
-      <w:r>
-        <w:rPr>
-          <w:rFonts w:hint="eastAsia" w:ascii="Times New Roman" w:hAnsi="Times New Roman" w:eastAsia="Times New Roman" w:cs="Times New Roman"/>
-          <w:vertAlign w:val="subscript"/>
-        </w:rPr>
-        <w:t>2</w:t>
-      </w:r>
-      <w:r>
-        <w:rPr>
-          <w:rFonts w:hint="eastAsia" w:ascii="Times New Roman" w:hAnsi="Times New Roman" w:eastAsia="Times New Roman" w:cs="Times New Roman"/>
-          <w:vertAlign w:val="superscript"/>
-        </w:rPr>
-        <w:t>+</w:t>
-      </w:r>
-      <w:r>
-        <w:rPr>
-          <w:rFonts w:hint="eastAsia" w:ascii="Times New Roman" w:hAnsi="Times New Roman" w:eastAsia="Times New Roman" w:cs="Times New Roman"/>
-        </w:rPr>
-        <w:t>，VO</w:t>
-      </w:r>
-      <w:r>
-        <w:rPr>
-          <w:rFonts w:hint="eastAsia" w:ascii="Times New Roman" w:hAnsi="Times New Roman" w:eastAsia="Times New Roman" w:cs="Times New Roman"/>
-          <w:vertAlign w:val="subscript"/>
-        </w:rPr>
-        <w:t>4</w:t>
-      </w:r>
-      <w:r>
-        <w:rPr>
-          <w:rFonts w:hint="eastAsia" w:ascii="Times New Roman" w:hAnsi="Times New Roman" w:eastAsia="Times New Roman" w:cs="Times New Roman"/>
-          <w:vertAlign w:val="superscript"/>
-        </w:rPr>
-        <w:t>3-</w:t>
-      </w:r>
+        <w:t xml:space="preserve">C.</w:t>
+      </w:r>
+      <w:r>
+        <w:rPr>
+          <w:rFonts w:ascii="Times New Roman" w:hAnsi="Times New Roman" w:eastAsia="Times New Roman" w:cs="Times New Roman"/>
+        </w:rPr>
+        <w:t xml:space="preserve"> </w:t>
+      </w:r>
+      <m:oMath>
+        <m:r>
+          <m:t>V</m:t>
+        </m:r>
+        <m:sSubSup>
+          <m:e>
+            <m:r>
+              <m:t>O</m:t>
+            </m:r>
+          </m:e>
+          <m:sub>
+            <m:r>
+              <m:t>2</m:t>
+            </m:r>
+          </m:sub>
+          <m:sup>
+            <m:r>
+              <m:rPr>
+                <m:sty m:val="p"/>
+              </m:rPr>
+              <m:t>+</m:t>
+            </m:r>
+          </m:sup>
+        </m:sSubSup>
+      </m:oMath>
+      <w:r>
+        <w:rPr>
+          <w:rFonts w:hint="eastAsia" w:ascii="Times New Roman" w:hAnsi="Times New Roman" w:eastAsia="Times New Roman" w:cs="Times New Roman"/>
+        </w:rPr>
+        <w:t xml:space="preserve">，</w:t>
+      </w:r>
+      <m:oMath>
+        <m:r>
+          <m:t>V</m:t>
+        </m:r>
+        <m:sSubSup>
+          <m:e>
+            <m:r>
+              <m:t>O</m:t>
+            </m:r>
+          </m:e>
+          <m:sub>
+            <m:r>
+              <m:t>4</m:t>
+            </m:r>
+          </m:sub>
+          <m:sup>
+            <m:r>
+              <m:t>3</m:t>
+            </m:r>
+            <m:r>
+              <m:rPr>
+                <m:sty m:val="p"/>
+              </m:rPr>
+              <m:t>−</m:t>
+            </m:r>
+          </m:sup>
+        </m:sSubSup>
+      </m:oMath>
     </w:p>
     <w:p>
       <w:pPr>
@@ -17322,48 +17547,73 @@
         <w:rPr>
           <w:rFonts w:ascii="Times New Roman" w:hAnsi="Times New Roman" w:eastAsia="Times New Roman" w:cs="Times New Roman"/>
         </w:rPr>
-        <w:t xml:space="preserve">D. </w:t>
-      </w:r>
-      <w:r>
-        <w:rPr>
-          <w:rFonts w:hint="eastAsia" w:ascii="Times New Roman" w:hAnsi="Times New Roman" w:eastAsia="Times New Roman" w:cs="Times New Roman"/>
-        </w:rPr>
-        <w:t>VO</w:t>
-      </w:r>
-      <w:r>
-        <w:rPr>
-          <w:rFonts w:hint="eastAsia" w:ascii="Times New Roman" w:hAnsi="Times New Roman" w:eastAsia="Times New Roman" w:cs="Times New Roman"/>
-          <w:vertAlign w:val="subscript"/>
-        </w:rPr>
-        <w:t>4</w:t>
-      </w:r>
-      <w:r>
-        <w:rPr>
-          <w:rFonts w:hint="eastAsia" w:ascii="Times New Roman" w:hAnsi="Times New Roman" w:eastAsia="Times New Roman" w:cs="Times New Roman"/>
-          <w:vertAlign w:val="superscript"/>
-        </w:rPr>
-        <w:t>3-</w:t>
-      </w:r>
-      <w:r>
-        <w:rPr>
-          <w:rFonts w:hint="eastAsia" w:ascii="Times New Roman" w:hAnsi="Times New Roman" w:eastAsia="Times New Roman" w:cs="Times New Roman"/>
-        </w:rPr>
-        <w:t>，VO</w:t>
-      </w:r>
-      <w:r>
-        <w:rPr>
-          <w:rFonts w:hint="eastAsia" w:ascii="Times New Roman" w:hAnsi="Times New Roman" w:eastAsia="Times New Roman" w:cs="Times New Roman"/>
-          <w:vertAlign w:val="subscript"/>
-        </w:rPr>
-        <w:t>2</w:t>
-      </w:r>
-      <w:r>
-        <w:rPr>
-          <w:rFonts w:hint="eastAsia" w:ascii="Times New Roman" w:hAnsi="Times New Roman" w:eastAsia="Times New Roman" w:cs="Times New Roman"/>
-          <w:vertAlign w:val="superscript"/>
-        </w:rPr>
-        <w:t>+</w:t>
-      </w:r>
+        <w:t xml:space="preserve">D.</w:t>
+      </w:r>
+      <w:r>
+        <w:rPr>
+          <w:rFonts w:ascii="Times New Roman" w:hAnsi="Times New Roman" w:eastAsia="Times New Roman" w:cs="Times New Roman"/>
+        </w:rPr>
+        <w:t xml:space="preserve"> </w:t>
+      </w:r>
+      <m:oMath>
+        <m:r>
+          <m:t>V</m:t>
+        </m:r>
+        <m:sSubSup>
+          <m:e>
+            <m:r>
+              <m:t>O</m:t>
+            </m:r>
+          </m:e>
+          <m:sub>
+            <m:r>
+              <m:t>4</m:t>
+            </m:r>
+          </m:sub>
+          <m:sup>
+            <m:r>
+              <m:t>3</m:t>
+            </m:r>
+            <m:r>
+              <m:rPr>
+                <m:sty m:val="p"/>
+              </m:rPr>
+              <m:t>−</m:t>
+            </m:r>
+          </m:sup>
+        </m:sSubSup>
+      </m:oMath>
+      <w:r>
+        <w:rPr>
+          <w:rFonts w:hint="eastAsia" w:ascii="Times New Roman" w:hAnsi="Times New Roman" w:eastAsia="Times New Roman" w:cs="Times New Roman"/>
+        </w:rPr>
+        <w:t xml:space="preserve">，</w:t>
+      </w:r>
+      <m:oMath>
+        <m:r>
+          <m:t>V</m:t>
+        </m:r>
+        <m:sSubSup>
+          <m:e>
+            <m:r>
+              <m:t>O</m:t>
+            </m:r>
+          </m:e>
+          <m:sub>
+            <m:r>
+              <m:t>2</m:t>
+            </m:r>
+          </m:sub>
+          <m:sup>
+            <m:r>
+              <m:rPr>
+                <m:sty m:val="p"/>
+              </m:rPr>
+              <m:t>+</m:t>
+            </m:r>
+          </m:sup>
+        </m:sSubSup>
+      </m:oMath>
     </w:p>
     <w:p>
       <w:pPr>
@@ -18321,26 +18571,34 @@
         </w:rPr>
         <w:t xml:space="preserve"> </w:t>
       </w:r>
-      <w:r>
-        <w:rPr>
-          <w:rFonts w:hint="eastAsia" w:ascii="Times New Roman" w:hAnsi="Times New Roman" w:eastAsia="Times New Roman" w:cs="Times New Roman"/>
-        </w:rPr>
-        <w:t>SO</w:t>
-      </w:r>
-      <w:r>
-        <w:rPr>
-          <w:rFonts w:hint="eastAsia" w:ascii="Times New Roman" w:hAnsi="Times New Roman" w:eastAsia="Times New Roman" w:cs="Times New Roman"/>
-          <w:vertAlign w:val="subscript"/>
-        </w:rPr>
-        <w:t>4</w:t>
-      </w:r>
-      <w:r>
-        <w:rPr>
-          <w:rFonts w:hint="eastAsia" w:ascii="Times New Roman" w:hAnsi="Times New Roman" w:eastAsia="Times New Roman" w:cs="Times New Roman"/>
-          <w:vertAlign w:val="superscript"/>
-        </w:rPr>
-        <w:t>2-</w:t>
-      </w:r>
+      <m:oMath>
+        <m:r>
+          <m:t>S</m:t>
+        </m:r>
+        <m:sSubSup>
+          <m:e>
+            <m:r>
+              <m:t>O</m:t>
+            </m:r>
+          </m:e>
+          <m:sub>
+            <m:r>
+              <m:t>4</m:t>
+            </m:r>
+          </m:sub>
+          <m:sup>
+            <m:r>
+              <m:t>2</m:t>
+            </m:r>
+            <m:r>
+              <m:rPr>
+                <m:sty m:val="p"/>
+              </m:rPr>
+              <m:t>−</m:t>
+            </m:r>
+          </m:sup>
+        </m:sSubSup>
+      </m:oMath>
       <w:r>
         <w:rPr>
           <w:rFonts w:hint="eastAsia" w:ascii="Times New Roman" w:hAnsi="Times New Roman" w:eastAsia="Times New Roman" w:cs="Times New Roman"/>
@@ -20299,7 +20557,7 @@
     <ns0:name ns0:val="Verbatim Char"/>
     <ns0:basedOn ns0:val="BodyTextChar"/>
     <ns0:rPr>
-      <ns0:rFonts ns0:ascii="Times New Roman" ns0:cs="Times New Roman" ns0:eastAsia="FangSong" ns0:hAnsi="Times New Roman"/>
+      <ns0:rFonts ns0:ascii="SimSun" ns0:cs="SimSun" ns0:eastAsia="SimSun" ns0:hAnsi="SimSun"/>
       <ns0:b ns0:val="0"/>
       <ns0:sz ns0:val="20"/>
     </ns0:rPr>
@@ -20361,7 +20619,7 @@
       <w:wordWrap w:val="off"/>
     </w:pPr>
     <ns0:rPr>
-      <w:rFonts ns0:ascii="Times New Roman" ns0:hAnsi="Times New Roman" ns0:eastAsia="FangSong" ns0:cs="Times New Roman"/>
+      <w:rFonts ns0:ascii="SimSun" ns0:hAnsi="SimSun" ns0:eastAsia="SimSun" ns0:cs="SimSun"/>
     </ns0:rPr>
   </w:style>
   <w:style w:type="character" w:customStyle="1" w:styleId="KeywordTok">

--- a/00-首页/题组Word/专项卷/二分册/专项卷VII-教师版.docx
+++ b/00-首页/题组Word/专项卷/二分册/专项卷VII-教师版.docx
@@ -749,6 +749,8 @@
     <w:p>
       <w:pPr>
         <w:pStyle w:val="FirstParagraph"/>
+        <w:ind w:left="480" w:hanging="480"/>
+        <w:spacing w:after="0"/>
       </w:pPr>
       <w:r>
         <w:rPr>
@@ -812,6 +814,13 @@
         </w:rPr>
         <w:t xml:space="preserve"> </w:t>
       </w:r>
+    </w:p>
+    <w:p>
+      <w:pPr>
+        <w:pStyle w:val="FirstParagraph"/>
+        <w:ind w:left="480" w:hanging="480"/>
+        <w:spacing w:before="0" w:after="0"/>
+      </w:pPr>
       <w:r>
         <w:rPr>
           <w:rFonts w:ascii="Times New Roman" w:hAnsi="Times New Roman" w:eastAsia="Times New Roman" w:cs="Times New Roman"/>
@@ -860,6 +869,13 @@
         </w:rPr>
         <w:t xml:space="preserve"> </w:t>
       </w:r>
+    </w:p>
+    <w:p>
+      <w:pPr>
+        <w:pStyle w:val="FirstParagraph"/>
+        <w:ind w:left="480" w:hanging="480"/>
+        <w:spacing w:before="0" w:after="0"/>
+      </w:pPr>
       <w:r>
         <w:rPr>
           <w:rFonts w:ascii="Times New Roman" w:hAnsi="Times New Roman" w:eastAsia="Times New Roman" w:cs="Times New Roman"/>
@@ -908,6 +924,13 @@
         </w:rPr>
         <w:t xml:space="preserve"> </w:t>
       </w:r>
+    </w:p>
+    <w:p>
+      <w:pPr>
+        <w:pStyle w:val="FirstParagraph"/>
+        <w:ind w:left="480" w:hanging="480"/>
+        <w:spacing w:before="0" w:after="0"/>
+      </w:pPr>
       <w:r>
         <w:rPr>
           <w:rFonts w:ascii="Times New Roman" w:hAnsi="Times New Roman" w:eastAsia="Times New Roman" w:cs="Times New Roman"/>
@@ -956,6 +979,13 @@
         </w:rPr>
         <w:t xml:space="preserve"> </w:t>
       </w:r>
+    </w:p>
+    <w:p>
+      <w:pPr>
+        <w:pStyle w:val="FirstParagraph"/>
+        <w:ind w:left="480" w:hanging="480"/>
+        <w:spacing w:before="0" w:after="180"/>
+      </w:pPr>
       <w:r>
         <w:rPr>
           <w:rFonts w:ascii="Times New Roman" w:hAnsi="Times New Roman" w:eastAsia="Times New Roman" w:cs="Times New Roman"/>
@@ -1677,7 +1707,7 @@
         </w:rPr>
         <w:drawing>
           <wp:inline>
-            <wp:extent cx="3600000" cy="2343050"/>
+            <wp:extent cx="3593897" cy="2343050"/>
             <wp:effectExtent b="0" l="0" r="0" t="0"/>
             <wp:docPr descr="" title="" id="16" name="Picture"/>
             <a:graphic>
@@ -1698,7 +1728,7 @@
                   <pic:spPr bwMode="auto">
                     <a:xfrm>
                       <a:off x="0" y="0"/>
-                      <a:ext cx="3600000" cy="2343050"/>
+                      <a:ext cx="3593897" cy="2343050"/>
                     </a:xfrm>
                     <a:prstGeom prst="rect">
                       <a:avLst/>
@@ -3280,7 +3310,7 @@
         </w:rPr>
         <w:drawing>
           <wp:inline>
-            <wp:extent cx="3240000" cy="2589259"/>
+            <wp:extent cx="3240000" cy="2582410"/>
             <wp:effectExtent b="0" l="0" r="0" t="0"/>
             <wp:docPr descr="" title="" id="29" name="Picture"/>
             <a:graphic>
@@ -3301,7 +3331,7 @@
                   <pic:spPr bwMode="auto">
                     <a:xfrm>
                       <a:off x="0" y="0"/>
-                      <a:ext cx="3240000" cy="2589259"/>
+                      <a:ext cx="3240000" cy="2582410"/>
                     </a:xfrm>
                     <a:prstGeom prst="rect">
                       <a:avLst/>
@@ -3350,7 +3380,7 @@
         </w:rPr>
         <w:drawing>
           <wp:inline>
-            <wp:extent cx="3240000" cy="2634201"/>
+            <wp:extent cx="3240000" cy="2613782"/>
             <wp:effectExtent b="0" l="0" r="0" t="0"/>
             <wp:docPr descr="" title="" id="32" name="Picture"/>
             <a:graphic>
@@ -3371,7 +3401,7 @@
                   <pic:spPr bwMode="auto">
                     <a:xfrm>
                       <a:off x="0" y="0"/>
-                      <a:ext cx="3240000" cy="2634201"/>
+                      <a:ext cx="3240000" cy="2613782"/>
                     </a:xfrm>
                     <a:prstGeom prst="rect">
                       <a:avLst/>
@@ -3420,7 +3450,7 @@
         </w:rPr>
         <w:drawing>
           <wp:inline>
-            <wp:extent cx="3240000" cy="2641528"/>
+            <wp:extent cx="3240000" cy="2632068"/>
             <wp:effectExtent b="0" l="0" r="0" t="0"/>
             <wp:docPr descr="" title="" id="35" name="Picture"/>
             <a:graphic>
@@ -3441,7 +3471,7 @@
                   <pic:spPr bwMode="auto">
                     <a:xfrm>
                       <a:off x="0" y="0"/>
-                      <a:ext cx="3240000" cy="2641528"/>
+                      <a:ext cx="3240000" cy="2632068"/>
                     </a:xfrm>
                     <a:prstGeom prst="rect">
                       <a:avLst/>
@@ -4311,7 +4341,7 @@
         </w:rPr>
         <w:drawing>
           <wp:inline>
-            <wp:extent cx="3240000" cy="2678291"/>
+            <wp:extent cx="3240000" cy="2610000"/>
             <wp:effectExtent b="0" l="0" r="0" t="0"/>
             <wp:docPr descr="" title="" id="40" name="Picture"/>
             <a:graphic>
@@ -4332,7 +4362,7 @@
                   <pic:spPr bwMode="auto">
                     <a:xfrm>
                       <a:off x="0" y="0"/>
-                      <a:ext cx="3240000" cy="2678291"/>
+                      <a:ext cx="3240000" cy="2610000"/>
                     </a:xfrm>
                     <a:prstGeom prst="rect">
                       <a:avLst/>
@@ -5345,7 +5375,7 @@
         </w:rPr>
         <w:drawing>
           <wp:inline>
-            <wp:extent cx="3600000" cy="1092134"/>
+            <wp:extent cx="3600000" cy="1035338"/>
             <wp:effectExtent b="0" l="0" r="0" t="0"/>
             <wp:docPr descr="" title="" id="47" name="Picture"/>
             <a:graphic>
@@ -5366,7 +5396,7 @@
                   <pic:spPr bwMode="auto">
                     <a:xfrm>
                       <a:off x="0" y="0"/>
-                      <a:ext cx="3600000" cy="1092134"/>
+                      <a:ext cx="3600000" cy="1035338"/>
                     </a:xfrm>
                     <a:prstGeom prst="rect">
                       <a:avLst/>
@@ -5397,7 +5427,7 @@
         </w:rPr>
         <w:drawing>
           <wp:inline>
-            <wp:extent cx="3600000" cy="948292"/>
+            <wp:extent cx="3600000" cy="924878"/>
             <wp:effectExtent b="0" l="0" r="0" t="0"/>
             <wp:docPr descr="" title="" id="50" name="Picture"/>
             <a:graphic>
@@ -5418,7 +5448,7 @@
                   <pic:spPr bwMode="auto">
                     <a:xfrm>
                       <a:off x="0" y="0"/>
-                      <a:ext cx="3600000" cy="948292"/>
+                      <a:ext cx="3600000" cy="924878"/>
                     </a:xfrm>
                     <a:prstGeom prst="rect">
                       <a:avLst/>
@@ -5746,7 +5776,7 @@
         </w:rPr>
         <w:drawing>
           <wp:inline>
-            <wp:extent cx="3600000" cy="761339"/>
+            <wp:extent cx="3600000" cy="754450"/>
             <wp:effectExtent b="0" l="0" r="0" t="0"/>
             <wp:docPr descr="" title="" id="56" name="Picture"/>
             <a:graphic>
@@ -5767,7 +5797,7 @@
                   <pic:spPr bwMode="auto">
                     <a:xfrm>
                       <a:off x="0" y="0"/>
-                      <a:ext cx="3600000" cy="761339"/>
+                      <a:ext cx="3600000" cy="754450"/>
                     </a:xfrm>
                     <a:prstGeom prst="rect">
                       <a:avLst/>
@@ -6182,7 +6212,7 @@
         </w:rPr>
         <w:drawing>
           <wp:inline>
-            <wp:extent cx="3225800" cy="1663700"/>
+            <wp:extent cx="3225800" cy="1587500"/>
             <wp:effectExtent b="0" l="0" r="0" t="0"/>
             <wp:docPr descr="" title="" id="59" name="Picture"/>
             <a:graphic>
@@ -6203,7 +6233,7 @@
                   <pic:spPr bwMode="auto">
                     <a:xfrm>
                       <a:off x="0" y="0"/>
-                      <a:ext cx="3225800" cy="1663700"/>
+                      <a:ext cx="3225800" cy="1587500"/>
                     </a:xfrm>
                     <a:prstGeom prst="rect">
                       <a:avLst/>
@@ -6474,7 +6504,7 @@
         </w:rPr>
         <w:drawing>
           <wp:inline>
-            <wp:extent cx="2095500" cy="2273300"/>
+            <wp:extent cx="2019300" cy="2273300"/>
             <wp:effectExtent b="0" l="0" r="0" t="0"/>
             <wp:docPr descr="" title="" id="63" name="Picture"/>
             <a:graphic>
@@ -6495,7 +6525,7 @@
                   <pic:spPr bwMode="auto">
                     <a:xfrm>
                       <a:off x="0" y="0"/>
-                      <a:ext cx="2095500" cy="2273300"/>
+                      <a:ext cx="2019300" cy="2273300"/>
                     </a:xfrm>
                     <a:prstGeom prst="rect">
                       <a:avLst/>
@@ -6517,6 +6547,8 @@
     <w:p>
       <w:pPr>
         <w:pStyle w:val="BodyText"/>
+        <w:ind w:left="480" w:hanging="480"/>
+        <w:spacing w:after="0"/>
       </w:pPr>
       <w:r>
         <w:rPr>
@@ -6548,6 +6580,13 @@
         </w:rPr>
         <w:t xml:space="preserve"> </w:t>
       </w:r>
+    </w:p>
+    <w:p>
+      <w:pPr>
+        <w:pStyle w:val="BodyText"/>
+        <w:ind w:left="480" w:hanging="480"/>
+        <w:spacing w:before="0" w:after="0"/>
+      </w:pPr>
       <w:r>
         <w:rPr>
           <w:rFonts w:ascii="Times New Roman" w:hAnsi="Times New Roman" w:eastAsia="Times New Roman" w:cs="Times New Roman"/>
@@ -6582,7 +6621,20 @@
         <w:rPr>
           <w:rFonts w:ascii="Times New Roman" w:hAnsi="Times New Roman" w:eastAsia="Times New Roman" w:cs="Times New Roman"/>
         </w:rPr>
-        <w:t xml:space="preserve">　B. </w:t>
+        <w:t xml:space="preserve">　</w:t>
+      </w:r>
+    </w:p>
+    <w:p>
+      <w:pPr>
+        <w:pStyle w:val="BodyText"/>
+        <w:ind w:left="480" w:hanging="480"/>
+        <w:spacing w:before="0" w:after="0"/>
+      </w:pPr>
+      <w:r>
+        <w:rPr>
+          <w:rFonts w:ascii="Times New Roman" w:hAnsi="Times New Roman" w:eastAsia="Times New Roman" w:cs="Times New Roman"/>
+        </w:rPr>
+        <w:t xml:space="preserve">B. </w:t>
       </w:r>
       <w:r>
         <w:rPr>
@@ -6614,6 +6666,13 @@
         </w:rPr>
         <w:t xml:space="preserve"> </w:t>
       </w:r>
+    </w:p>
+    <w:p>
+      <w:pPr>
+        <w:pStyle w:val="BodyText"/>
+        <w:ind w:left="480" w:hanging="480"/>
+        <w:spacing w:before="0" w:after="0"/>
+      </w:pPr>
       <w:r>
         <w:rPr>
           <w:rFonts w:ascii="Times New Roman" w:hAnsi="Times New Roman" w:eastAsia="Times New Roman" w:cs="Times New Roman"/>
@@ -6648,7 +6707,20 @@
         <w:rPr>
           <w:rFonts w:ascii="Times New Roman" w:hAnsi="Times New Roman" w:eastAsia="Times New Roman" w:cs="Times New Roman"/>
         </w:rPr>
-        <w:t xml:space="preserve">　D. </w:t>
+        <w:t xml:space="preserve">　</w:t>
+      </w:r>
+    </w:p>
+    <w:p>
+      <w:pPr>
+        <w:pStyle w:val="BodyText"/>
+        <w:ind w:left="480" w:hanging="480"/>
+        <w:spacing w:before="0" w:after="180"/>
+      </w:pPr>
+      <w:r>
+        <w:rPr>
+          <w:rFonts w:ascii="Times New Roman" w:hAnsi="Times New Roman" w:eastAsia="Times New Roman" w:cs="Times New Roman"/>
+        </w:rPr>
+        <w:t xml:space="preserve">D. </w:t>
       </w:r>
       <w:r>
         <w:rPr>
@@ -7123,7 +7195,7 @@
         </w:rPr>
         <w:drawing>
           <wp:inline>
-            <wp:extent cx="3600000" cy="1991732"/>
+            <wp:extent cx="3600000" cy="1986603"/>
             <wp:effectExtent b="0" l="0" r="0" t="0"/>
             <wp:docPr descr="" title="" id="68" name="Picture"/>
             <a:graphic>
@@ -7144,7 +7216,7 @@
                   <pic:spPr bwMode="auto">
                     <a:xfrm>
                       <a:off x="0" y="0"/>
-                      <a:ext cx="3600000" cy="1991732"/>
+                      <a:ext cx="3600000" cy="1986603"/>
                     </a:xfrm>
                     <a:prstGeom prst="rect">
                       <a:avLst/>
@@ -7269,6 +7341,8 @@
           <w:ilvl w:val="0"/>
           <w:numId w:val="1007"/>
         </w:numPr>
+        <w:ind w:left="480" w:hanging="480"/>
+        <w:spacing w:after="0"/>
       </w:pPr>
       <w:r>
         <w:rPr>
@@ -7376,6 +7450,16 @@
         </w:rPr>
         <w:t xml:space="preserve"> </w:t>
       </w:r>
+    </w:p>
+    <w:p>
+      <w:pPr>
+        <w:numPr>
+          <w:ilvl w:val="0"/>
+          <w:numId w:val="1007"/>
+        </w:numPr>
+        <w:ind w:left="480" w:hanging="480"/>
+        <w:spacing w:before="0" w:after="0"/>
+      </w:pPr>
       <w:r>
         <w:rPr>
           <w:rFonts w:ascii="Times New Roman" w:hAnsi="Times New Roman" w:eastAsia="Times New Roman" w:cs="Times New Roman"/>
@@ -7497,6 +7581,16 @@
         </w:rPr>
         <w:t xml:space="preserve"> </w:t>
       </w:r>
+    </w:p>
+    <w:p>
+      <w:pPr>
+        <w:numPr>
+          <w:ilvl w:val="0"/>
+          <w:numId w:val="1007"/>
+        </w:numPr>
+        <w:ind w:left="480" w:hanging="480"/>
+        <w:spacing w:before="0" w:after="0"/>
+      </w:pPr>
       <w:r>
         <w:rPr>
           <w:rFonts w:ascii="Times New Roman" w:hAnsi="Times New Roman" w:eastAsia="Times New Roman" w:cs="Times New Roman"/>
@@ -7565,6 +7659,16 @@
         </w:rPr>
         <w:t xml:space="preserve"> </w:t>
       </w:r>
+    </w:p>
+    <w:p>
+      <w:pPr>
+        <w:numPr>
+          <w:ilvl w:val="0"/>
+          <w:numId w:val="1007"/>
+        </w:numPr>
+        <w:ind w:left="480" w:hanging="480"/>
+        <w:spacing w:before="0" w:after="0"/>
+      </w:pPr>
       <w:r>
         <w:rPr>
           <w:rFonts w:ascii="Times New Roman" w:hAnsi="Times New Roman" w:eastAsia="Times New Roman" w:cs="Times New Roman"/>
@@ -7680,6 +7784,16 @@
         </w:rPr>
         <w:t xml:space="preserve"> </w:t>
       </w:r>
+    </w:p>
+    <w:p>
+      <w:pPr>
+        <w:numPr>
+          <w:ilvl w:val="0"/>
+          <w:numId w:val="1007"/>
+        </w:numPr>
+        <w:ind w:left="480" w:hanging="480"/>
+        <w:spacing w:before="0" w:after="180"/>
+      </w:pPr>
       <w:r>
         <w:rPr>
           <w:rFonts w:ascii="Times New Roman" w:hAnsi="Times New Roman" w:eastAsia="Times New Roman" w:cs="Times New Roman"/>
@@ -8626,7 +8740,7 @@
         </w:rPr>
         <w:drawing>
           <wp:inline>
-            <wp:extent cx="3600000" cy="1191504"/>
+            <wp:extent cx="3600000" cy="1076814"/>
             <wp:effectExtent b="0" l="0" r="0" t="0"/>
             <wp:docPr descr="" title="" id="73" name="Picture"/>
             <a:graphic>
@@ -8647,7 +8761,7 @@
                   <pic:spPr bwMode="auto">
                     <a:xfrm>
                       <a:off x="0" y="0"/>
-                      <a:ext cx="3600000" cy="1191504"/>
+                      <a:ext cx="3600000" cy="1076814"/>
                     </a:xfrm>
                     <a:prstGeom prst="rect">
                       <a:avLst/>
@@ -9037,6 +9151,8 @@
     <w:p>
       <w:pPr>
         <w:pStyle w:val="BodyText"/>
+        <w:ind w:left="480" w:hanging="480"/>
+        <w:spacing w:after="0"/>
       </w:pPr>
       <w:r>
         <w:rPr>
@@ -9054,7 +9170,20 @@
         <w:rPr>
           <w:rFonts w:ascii="Times New Roman" w:hAnsi="Times New Roman" w:eastAsia="Times New Roman" w:cs="Times New Roman"/>
         </w:rPr>
-        <w:t xml:space="preserve">　B. 6 </w:t>
+        <w:t xml:space="preserve">　</w:t>
+      </w:r>
+    </w:p>
+    <w:p>
+      <w:pPr>
+        <w:pStyle w:val="BodyText"/>
+        <w:ind w:left="480" w:hanging="480"/>
+        <w:spacing w:before="0" w:after="0"/>
+      </w:pPr>
+      <w:r>
+        <w:rPr>
+          <w:rFonts w:ascii="Times New Roman" w:hAnsi="Times New Roman" w:eastAsia="Times New Roman" w:cs="Times New Roman"/>
+        </w:rPr>
+        <w:t xml:space="preserve">B. 6 </w:t>
       </w:r>
       <w:r>
         <w:rPr>
@@ -9068,6 +9197,13 @@
         </w:rPr>
         <w:t xml:space="preserve"> </w:t>
       </w:r>
+    </w:p>
+    <w:p>
+      <w:pPr>
+        <w:pStyle w:val="BodyText"/>
+        <w:ind w:left="480" w:hanging="480"/>
+        <w:spacing w:before="0" w:after="0"/>
+      </w:pPr>
       <w:r>
         <w:rPr>
           <w:rFonts w:ascii="Times New Roman" w:hAnsi="Times New Roman" w:eastAsia="Times New Roman" w:cs="Times New Roman"/>
@@ -9084,7 +9220,20 @@
         <w:rPr>
           <w:rFonts w:ascii="Times New Roman" w:hAnsi="Times New Roman" w:eastAsia="Times New Roman" w:cs="Times New Roman"/>
         </w:rPr>
-        <w:t xml:space="preserve">　D. 6 </w:t>
+        <w:t xml:space="preserve">　</w:t>
+      </w:r>
+    </w:p>
+    <w:p>
+      <w:pPr>
+        <w:pStyle w:val="BodyText"/>
+        <w:ind w:left="480" w:hanging="480"/>
+        <w:spacing w:before="0" w:after="180"/>
+      </w:pPr>
+      <w:r>
+        <w:rPr>
+          <w:rFonts w:ascii="Times New Roman" w:hAnsi="Times New Roman" w:eastAsia="Times New Roman" w:cs="Times New Roman"/>
+        </w:rPr>
+        <w:t xml:space="preserve">D. 6 </w:t>
       </w:r>
       <w:r>
         <w:rPr>
@@ -12968,6 +13117,8 @@
     <w:p>
       <w:pPr>
         <w:pStyle w:val="FirstParagraph"/>
+        <w:ind w:left="480" w:hanging="480"/>
+        <w:spacing w:after="0"/>
       </w:pPr>
       <w:r>
         <w:rPr>
@@ -12985,7 +13136,20 @@
         <w:rPr>
           <w:rFonts w:ascii="Times New Roman" w:hAnsi="Times New Roman" w:eastAsia="Times New Roman" w:cs="Times New Roman"/>
         </w:rPr>
-        <w:t xml:space="preserve">　B. </w:t>
+        <w:t xml:space="preserve">　</w:t>
+      </w:r>
+    </w:p>
+    <w:p>
+      <w:pPr>
+        <w:pStyle w:val="FirstParagraph"/>
+        <w:ind w:left="480" w:hanging="480"/>
+        <w:spacing w:before="0" w:after="0"/>
+      </w:pPr>
+      <w:r>
+        <w:rPr>
+          <w:rFonts w:ascii="Times New Roman" w:hAnsi="Times New Roman" w:eastAsia="Times New Roman" w:cs="Times New Roman"/>
+        </w:rPr>
+        <w:t xml:space="preserve">B. </w:t>
       </w:r>
       <w:r>
         <w:rPr>
@@ -12997,7 +13161,20 @@
         <w:rPr>
           <w:rFonts w:ascii="Times New Roman" w:hAnsi="Times New Roman" w:eastAsia="Times New Roman" w:cs="Times New Roman"/>
         </w:rPr>
-        <w:t xml:space="preserve">　C. </w:t>
+        <w:t xml:space="preserve">　</w:t>
+      </w:r>
+    </w:p>
+    <w:p>
+      <w:pPr>
+        <w:pStyle w:val="FirstParagraph"/>
+        <w:ind w:left="480" w:hanging="480"/>
+        <w:spacing w:before="0" w:after="0"/>
+      </w:pPr>
+      <w:r>
+        <w:rPr>
+          <w:rFonts w:ascii="Times New Roman" w:hAnsi="Times New Roman" w:eastAsia="Times New Roman" w:cs="Times New Roman"/>
+        </w:rPr>
+        <w:t xml:space="preserve">C. </w:t>
       </w:r>
       <w:r>
         <w:rPr>
@@ -13009,7 +13186,20 @@
         <w:rPr>
           <w:rFonts w:ascii="Times New Roman" w:hAnsi="Times New Roman" w:eastAsia="Times New Roman" w:cs="Times New Roman"/>
         </w:rPr>
-        <w:t xml:space="preserve">　D. </w:t>
+        <w:t xml:space="preserve">　</w:t>
+      </w:r>
+    </w:p>
+    <w:p>
+      <w:pPr>
+        <w:pStyle w:val="FirstParagraph"/>
+        <w:ind w:left="480" w:hanging="480"/>
+        <w:spacing w:before="0" w:after="180"/>
+      </w:pPr>
+      <w:r>
+        <w:rPr>
+          <w:rFonts w:ascii="Times New Roman" w:hAnsi="Times New Roman" w:eastAsia="Times New Roman" w:cs="Times New Roman"/>
+        </w:rPr>
+        <w:t xml:space="preserve">D. </w:t>
       </w:r>
       <w:r>
         <w:rPr>
@@ -13225,7 +13415,7 @@
         </w:rPr>
         <w:drawing>
           <wp:inline>
-            <wp:extent cx="3600000" cy="770441"/>
+            <wp:extent cx="3600000" cy="767723"/>
             <wp:effectExtent b="0" l="0" r="0" t="0"/>
             <wp:docPr descr="" title="" id="91" name="Picture"/>
             <a:graphic>
@@ -13246,7 +13436,7 @@
                   <pic:spPr bwMode="auto">
                     <a:xfrm>
                       <a:off x="0" y="0"/>
-                      <a:ext cx="3600000" cy="770441"/>
+                      <a:ext cx="3600000" cy="767723"/>
                     </a:xfrm>
                     <a:prstGeom prst="rect">
                       <a:avLst/>
@@ -15228,7 +15418,7 @@
         </w:rPr>
         <w:drawing>
           <wp:inline>
-            <wp:extent cx="2794000" cy="2552700"/>
+            <wp:extent cx="2794000" cy="2501900"/>
             <wp:effectExtent b="0" l="0" r="0" t="0"/>
             <wp:docPr descr="" title="" id="98" name="Picture"/>
             <a:graphic>
@@ -15249,7 +15439,7 @@
                   <pic:spPr bwMode="auto">
                     <a:xfrm>
                       <a:off x="0" y="0"/>
-                      <a:ext cx="2794000" cy="2552700"/>
+                      <a:ext cx="2794000" cy="2501900"/>
                     </a:xfrm>
                     <a:prstGeom prst="rect">
                       <a:avLst/>
@@ -15447,7 +15637,7 @@
         </w:rPr>
         <w:drawing>
           <wp:inline>
-            <wp:extent cx="2235200" cy="1384300"/>
+            <wp:extent cx="2235200" cy="1308100"/>
             <wp:effectExtent b="0" l="0" r="0" t="0"/>
             <wp:docPr descr="" title="" id="101" name="Picture"/>
             <a:graphic>
@@ -15468,7 +15658,7 @@
                   <pic:spPr bwMode="auto">
                     <a:xfrm>
                       <a:off x="0" y="0"/>
-                      <a:ext cx="2235200" cy="1384300"/>
+                      <a:ext cx="2235200" cy="1308100"/>
                     </a:xfrm>
                     <a:prstGeom prst="rect">
                       <a:avLst/>
@@ -15663,7 +15853,7 @@
         </w:rPr>
         <w:drawing>
           <wp:inline>
-            <wp:extent cx="3390900" cy="1397000"/>
+            <wp:extent cx="3390900" cy="1346200"/>
             <wp:effectExtent b="0" l="0" r="0" t="0"/>
             <wp:docPr descr="" title="" id="107" name="Picture"/>
             <a:graphic>
@@ -15684,7 +15874,7 @@
                   <pic:spPr bwMode="auto">
                     <a:xfrm>
                       <a:off x="0" y="0"/>
-                      <a:ext cx="3390900" cy="1397000"/>
+                      <a:ext cx="3390900" cy="1346200"/>
                     </a:xfrm>
                     <a:prstGeom prst="rect">
                       <a:avLst/>

--- a/00-首页/题组Word/专项卷/二分册/专项卷VII-教师版.docx
+++ b/00-首页/题组Word/专项卷/二分册/专项卷VII-教师版.docx
@@ -749,8 +749,8 @@
     <w:p>
       <w:pPr>
         <w:pStyle w:val="FirstParagraph"/>
+        <w:spacing w:before="0" w:after="0"/>
         <w:ind w:left="480" w:hanging="480"/>
-        <w:spacing w:after="0"/>
       </w:pPr>
       <w:r>
         <w:rPr>
@@ -818,14 +818,69 @@
     <w:p>
       <w:pPr>
         <w:pStyle w:val="FirstParagraph"/>
+        <w:spacing w:before="0" w:after="0"/>
         <w:ind w:left="480" w:hanging="480"/>
+      </w:pPr>
+      <w:r>
+        <w:rPr>
+          <w:rFonts w:ascii="Times New Roman" w:hAnsi="Times New Roman" w:eastAsia="Times New Roman" w:cs="Times New Roman"/>
+        </w:rPr>
+        <w:t xml:space="preserve">A. </w:t>
+      </w:r>
+      <w:r>
+        <w:rPr>
+          <w:rFonts w:hint="eastAsia" w:ascii="Times New Roman" w:hAnsi="Times New Roman" w:eastAsia="FangSong" w:cs="Times New Roman"/>
+        </w:rPr>
+        <w:t>阳极为纯净气体</w:t>
+      </w:r>
+      <w:r>
+        <w:rPr>
+          <w:rFonts w:hint="eastAsia" w:ascii="Times New Roman" w:hAnsi="Times New Roman" w:eastAsia="Times New Roman" w:cs="Times New Roman"/>
+        </w:rPr>
+        <w:t>,</w:t>
+      </w:r>
+      <w:r>
+        <w:rPr>
+          <w:rFonts w:hint="eastAsia" w:ascii="Times New Roman" w:hAnsi="Times New Roman" w:eastAsia="FangSong" w:cs="Times New Roman"/>
+        </w:rPr>
+        <w:t>阴</w:t>
+      </w:r>
+      <w:r>
+        <w:rPr>
+          <w:rFonts w:hint="eastAsia" w:ascii="Times New Roman" w:hAnsi="Times New Roman" w:eastAsia="Times New Roman" w:cs="Times New Roman"/>
+        </w:rPr>
+        <w:t>、</w:t>
+      </w:r>
+      <w:r>
+        <w:rPr>
+          <w:rFonts w:hint="eastAsia" w:ascii="Times New Roman" w:hAnsi="Times New Roman" w:eastAsia="FangSong" w:cs="Times New Roman"/>
+        </w:rPr>
+        <w:t>阳两极产生的气体体积比</w:t>
+      </w:r>
+      <w:r>
+        <w:rPr>
+          <w:rFonts w:hint="eastAsia" w:ascii="Times New Roman" w:hAnsi="Times New Roman" w:eastAsia="Times New Roman" w:cs="Times New Roman"/>
+        </w:rPr>
+        <w:t>≤1:1</w:t>
+      </w:r>
+      <w:r>
+        <w:rPr>
+          <w:rFonts w:ascii="Times New Roman" w:hAnsi="Times New Roman" w:eastAsia="Times New Roman" w:cs="Times New Roman"/>
+        </w:rPr>
+        <w:t xml:space="preserve"> </w:t>
+      </w:r>
+    </w:p>
+    <w:p>
+      <w:pPr>
+        <w:pStyle w:val="FirstParagraph"/>
         <w:spacing w:before="0" w:after="0"/>
-      </w:pPr>
-      <w:r>
-        <w:rPr>
-          <w:rFonts w:ascii="Times New Roman" w:hAnsi="Times New Roman" w:eastAsia="Times New Roman" w:cs="Times New Roman"/>
-        </w:rPr>
-        <w:t xml:space="preserve">A. </w:t>
+        <w:ind w:left="480" w:hanging="480"/>
+      </w:pPr>
+      <w:r>
+        <w:rPr>
+          <w:rFonts w:ascii="Times New Roman" w:hAnsi="Times New Roman" w:eastAsia="Times New Roman" w:cs="Times New Roman"/>
+        </w:rPr>
+        <w:t xml:space="preserve">B. </w:t>
       </w:r>
       <w:r>
         <w:rPr>
@@ -861,6 +916,61 @@
         <w:rPr>
           <w:rFonts w:hint="eastAsia" w:ascii="Times New Roman" w:hAnsi="Times New Roman" w:eastAsia="Times New Roman" w:cs="Times New Roman"/>
         </w:rPr>
+        <w:t>≥1:1</w:t>
+      </w:r>
+      <w:r>
+        <w:rPr>
+          <w:rFonts w:ascii="Times New Roman" w:hAnsi="Times New Roman" w:eastAsia="Times New Roman" w:cs="Times New Roman"/>
+        </w:rPr>
+        <w:t xml:space="preserve"> </w:t>
+      </w:r>
+    </w:p>
+    <w:p>
+      <w:pPr>
+        <w:pStyle w:val="FirstParagraph"/>
+        <w:spacing w:before="0" w:after="0"/>
+        <w:ind w:left="480" w:hanging="480"/>
+      </w:pPr>
+      <w:r>
+        <w:rPr>
+          <w:rFonts w:ascii="Times New Roman" w:hAnsi="Times New Roman" w:eastAsia="Times New Roman" w:cs="Times New Roman"/>
+        </w:rPr>
+        <w:t xml:space="preserve">C. </w:t>
+      </w:r>
+      <w:r>
+        <w:rPr>
+          <w:rFonts w:hint="eastAsia" w:ascii="Times New Roman" w:hAnsi="Times New Roman" w:eastAsia="FangSong" w:cs="Times New Roman"/>
+        </w:rPr>
+        <w:t>阳极为混合气体</w:t>
+      </w:r>
+      <w:r>
+        <w:rPr>
+          <w:rFonts w:hint="eastAsia" w:ascii="Times New Roman" w:hAnsi="Times New Roman" w:eastAsia="Times New Roman" w:cs="Times New Roman"/>
+        </w:rPr>
+        <w:t>,</w:t>
+      </w:r>
+      <w:r>
+        <w:rPr>
+          <w:rFonts w:hint="eastAsia" w:ascii="Times New Roman" w:hAnsi="Times New Roman" w:eastAsia="FangSong" w:cs="Times New Roman"/>
+        </w:rPr>
+        <w:t>阴</w:t>
+      </w:r>
+      <w:r>
+        <w:rPr>
+          <w:rFonts w:hint="eastAsia" w:ascii="Times New Roman" w:hAnsi="Times New Roman" w:eastAsia="Times New Roman" w:cs="Times New Roman"/>
+        </w:rPr>
+        <w:t>、</w:t>
+      </w:r>
+      <w:r>
+        <w:rPr>
+          <w:rFonts w:hint="eastAsia" w:ascii="Times New Roman" w:hAnsi="Times New Roman" w:eastAsia="FangSong" w:cs="Times New Roman"/>
+        </w:rPr>
+        <w:t>阳两极产生的气体体积比</w:t>
+      </w:r>
+      <w:r>
+        <w:rPr>
+          <w:rFonts w:hint="eastAsia" w:ascii="Times New Roman" w:hAnsi="Times New Roman" w:eastAsia="Times New Roman" w:cs="Times New Roman"/>
+        </w:rPr>
         <w:t>≤1:1</w:t>
       </w:r>
       <w:r>
@@ -873,118 +983,8 @@
     <w:p>
       <w:pPr>
         <w:pStyle w:val="FirstParagraph"/>
+        <w:spacing w:before="0" w:after="0"/>
         <w:ind w:left="480" w:hanging="480"/>
-        <w:spacing w:before="0" w:after="0"/>
-      </w:pPr>
-      <w:r>
-        <w:rPr>
-          <w:rFonts w:ascii="Times New Roman" w:hAnsi="Times New Roman" w:eastAsia="Times New Roman" w:cs="Times New Roman"/>
-        </w:rPr>
-        <w:t xml:space="preserve">B. </w:t>
-      </w:r>
-      <w:r>
-        <w:rPr>
-          <w:rFonts w:hint="eastAsia" w:ascii="Times New Roman" w:hAnsi="Times New Roman" w:eastAsia="FangSong" w:cs="Times New Roman"/>
-        </w:rPr>
-        <w:t>阳极为纯净气体</w:t>
-      </w:r>
-      <w:r>
-        <w:rPr>
-          <w:rFonts w:hint="eastAsia" w:ascii="Times New Roman" w:hAnsi="Times New Roman" w:eastAsia="Times New Roman" w:cs="Times New Roman"/>
-        </w:rPr>
-        <w:t>,</w:t>
-      </w:r>
-      <w:r>
-        <w:rPr>
-          <w:rFonts w:hint="eastAsia" w:ascii="Times New Roman" w:hAnsi="Times New Roman" w:eastAsia="FangSong" w:cs="Times New Roman"/>
-        </w:rPr>
-        <w:t>阴</w:t>
-      </w:r>
-      <w:r>
-        <w:rPr>
-          <w:rFonts w:hint="eastAsia" w:ascii="Times New Roman" w:hAnsi="Times New Roman" w:eastAsia="Times New Roman" w:cs="Times New Roman"/>
-        </w:rPr>
-        <w:t>、</w:t>
-      </w:r>
-      <w:r>
-        <w:rPr>
-          <w:rFonts w:hint="eastAsia" w:ascii="Times New Roman" w:hAnsi="Times New Roman" w:eastAsia="FangSong" w:cs="Times New Roman"/>
-        </w:rPr>
-        <w:t>阳两极产生的气体体积比</w:t>
-      </w:r>
-      <w:r>
-        <w:rPr>
-          <w:rFonts w:hint="eastAsia" w:ascii="Times New Roman" w:hAnsi="Times New Roman" w:eastAsia="Times New Roman" w:cs="Times New Roman"/>
-        </w:rPr>
-        <w:t>≥1:1</w:t>
-      </w:r>
-      <w:r>
-        <w:rPr>
-          <w:rFonts w:ascii="Times New Roman" w:hAnsi="Times New Roman" w:eastAsia="Times New Roman" w:cs="Times New Roman"/>
-        </w:rPr>
-        <w:t xml:space="preserve"> </w:t>
-      </w:r>
-    </w:p>
-    <w:p>
-      <w:pPr>
-        <w:pStyle w:val="FirstParagraph"/>
-        <w:ind w:left="480" w:hanging="480"/>
-        <w:spacing w:before="0" w:after="0"/>
-      </w:pPr>
-      <w:r>
-        <w:rPr>
-          <w:rFonts w:ascii="Times New Roman" w:hAnsi="Times New Roman" w:eastAsia="Times New Roman" w:cs="Times New Roman"/>
-        </w:rPr>
-        <w:t xml:space="preserve">C. </w:t>
-      </w:r>
-      <w:r>
-        <w:rPr>
-          <w:rFonts w:hint="eastAsia" w:ascii="Times New Roman" w:hAnsi="Times New Roman" w:eastAsia="FangSong" w:cs="Times New Roman"/>
-        </w:rPr>
-        <w:t>阳极为混合气体</w:t>
-      </w:r>
-      <w:r>
-        <w:rPr>
-          <w:rFonts w:hint="eastAsia" w:ascii="Times New Roman" w:hAnsi="Times New Roman" w:eastAsia="Times New Roman" w:cs="Times New Roman"/>
-        </w:rPr>
-        <w:t>,</w:t>
-      </w:r>
-      <w:r>
-        <w:rPr>
-          <w:rFonts w:hint="eastAsia" w:ascii="Times New Roman" w:hAnsi="Times New Roman" w:eastAsia="FangSong" w:cs="Times New Roman"/>
-        </w:rPr>
-        <w:t>阴</w:t>
-      </w:r>
-      <w:r>
-        <w:rPr>
-          <w:rFonts w:hint="eastAsia" w:ascii="Times New Roman" w:hAnsi="Times New Roman" w:eastAsia="Times New Roman" w:cs="Times New Roman"/>
-        </w:rPr>
-        <w:t>、</w:t>
-      </w:r>
-      <w:r>
-        <w:rPr>
-          <w:rFonts w:hint="eastAsia" w:ascii="Times New Roman" w:hAnsi="Times New Roman" w:eastAsia="FangSong" w:cs="Times New Roman"/>
-        </w:rPr>
-        <w:t>阳两极产生的气体体积比</w:t>
-      </w:r>
-      <w:r>
-        <w:rPr>
-          <w:rFonts w:hint="eastAsia" w:ascii="Times New Roman" w:hAnsi="Times New Roman" w:eastAsia="Times New Roman" w:cs="Times New Roman"/>
-        </w:rPr>
-        <w:t>≤1:1</w:t>
-      </w:r>
-      <w:r>
-        <w:rPr>
-          <w:rFonts w:ascii="Times New Roman" w:hAnsi="Times New Roman" w:eastAsia="Times New Roman" w:cs="Times New Roman"/>
-        </w:rPr>
-        <w:t xml:space="preserve"> </w:t>
-      </w:r>
-    </w:p>
-    <w:p>
-      <w:pPr>
-        <w:pStyle w:val="FirstParagraph"/>
-        <w:ind w:left="480" w:hanging="480"/>
-        <w:spacing w:before="0" w:after="180"/>
       </w:pPr>
       <w:r>
         <w:rPr>
@@ -2595,6 +2595,7 @@
     <w:p>
       <w:pPr>
         <w:pStyle w:val="BodyText"/>
+        <w:spacing w:before="0" w:after="0"/>
       </w:pPr>
       <w:r>
         <w:rPr>
@@ -2784,6 +2785,7 @@
     <w:p>
       <w:pPr>
         <w:pStyle w:val="BodyText"/>
+        <w:spacing w:before="0" w:after="0"/>
       </w:pPr>
       <w:r>
         <w:rPr>
@@ -2847,6 +2849,7 @@
     <w:p>
       <w:pPr>
         <w:pStyle w:val="BodyText"/>
+        <w:spacing w:before="0" w:after="0"/>
       </w:pPr>
       <w:r>
         <w:rPr>
@@ -2943,6 +2946,7 @@
     <w:p>
       <w:pPr>
         <w:pStyle w:val="BodyText"/>
+        <w:spacing w:before="0" w:after="0"/>
       </w:pPr>
       <w:r>
         <w:rPr>
@@ -4384,6 +4388,7 @@
     <w:p>
       <w:pPr>
         <w:pStyle w:val="BodyText"/>
+        <w:spacing w:before="0" w:after="0"/>
       </w:pPr>
       <w:r>
         <w:rPr>
@@ -4454,6 +4459,7 @@
     <w:p>
       <w:pPr>
         <w:pStyle w:val="BodyText"/>
+        <w:spacing w:before="0" w:after="0"/>
       </w:pPr>
       <w:r>
         <w:rPr>
@@ -4550,6 +4556,7 @@
     <w:p>
       <w:pPr>
         <w:pStyle w:val="BodyText"/>
+        <w:spacing w:before="0" w:after="0"/>
       </w:pPr>
       <w:r>
         <w:rPr>
@@ -4567,6 +4574,7 @@
     <w:p>
       <w:pPr>
         <w:pStyle w:val="BodyText"/>
+        <w:spacing w:before="0" w:after="0"/>
       </w:pPr>
       <w:r>
         <w:rPr>
@@ -6547,8 +6555,8 @@
     <w:p>
       <w:pPr>
         <w:pStyle w:val="BodyText"/>
+        <w:spacing w:before="0" w:after="0"/>
         <w:ind w:left="480" w:hanging="480"/>
-        <w:spacing w:after="0"/>
       </w:pPr>
       <w:r>
         <w:rPr>
@@ -6584,14 +6592,57 @@
     <w:p>
       <w:pPr>
         <w:pStyle w:val="BodyText"/>
+        <w:spacing w:before="0" w:after="0"/>
         <w:ind w:left="480" w:hanging="480"/>
+      </w:pPr>
+      <w:r>
+        <w:rPr>
+          <w:rFonts w:ascii="Times New Roman" w:hAnsi="Times New Roman" w:eastAsia="Times New Roman" w:cs="Times New Roman"/>
+        </w:rPr>
+        <w:t xml:space="preserve">A. </w:t>
+      </w:r>
+      <w:r>
+        <w:rPr>
+          <w:rFonts w:hint="eastAsia" w:ascii="Times New Roman" w:hAnsi="Times New Roman" w:eastAsia="Times New Roman" w:cs="Times New Roman"/>
+        </w:rPr>
+        <w:t>1,2-</w:t>
+      </w:r>
+      <w:r>
+        <w:rPr>
+          <w:rFonts w:hint="eastAsia" w:ascii="Times New Roman" w:hAnsi="Times New Roman" w:eastAsia="FangSong" w:cs="Times New Roman"/>
+        </w:rPr>
+        <w:t>二溴</w:t>
+      </w:r>
+      <w:r>
+        <w:rPr>
+          <w:rFonts w:hint="eastAsia" w:ascii="Times New Roman" w:hAnsi="Times New Roman" w:eastAsia="Times New Roman" w:cs="Times New Roman"/>
+        </w:rPr>
+        <w:t>-2-</w:t>
+      </w:r>
+      <w:r>
+        <w:rPr>
+          <w:rFonts w:hint="eastAsia" w:ascii="Times New Roman" w:hAnsi="Times New Roman" w:eastAsia="FangSong" w:cs="Times New Roman"/>
+        </w:rPr>
+        <w:t>环己烯</w:t>
+      </w:r>
+      <w:r>
+        <w:rPr>
+          <w:rFonts w:ascii="Times New Roman" w:hAnsi="Times New Roman" w:eastAsia="Times New Roman" w:cs="Times New Roman"/>
+        </w:rPr>
+        <w:t xml:space="preserve">　</w:t>
+      </w:r>
+    </w:p>
+    <w:p>
+      <w:pPr>
+        <w:pStyle w:val="BodyText"/>
         <w:spacing w:before="0" w:after="0"/>
-      </w:pPr>
-      <w:r>
-        <w:rPr>
-          <w:rFonts w:ascii="Times New Roman" w:hAnsi="Times New Roman" w:eastAsia="Times New Roman" w:cs="Times New Roman"/>
-        </w:rPr>
-        <w:t xml:space="preserve">A. </w:t>
+        <w:ind w:left="480" w:hanging="480"/>
+      </w:pPr>
+      <w:r>
+        <w:rPr>
+          <w:rFonts w:ascii="Times New Roman" w:hAnsi="Times New Roman" w:eastAsia="Times New Roman" w:cs="Times New Roman"/>
+        </w:rPr>
+        <w:t xml:space="preserve">B. </w:t>
       </w:r>
       <w:r>
         <w:rPr>
@@ -6609,7 +6660,7 @@
         <w:rPr>
           <w:rFonts w:hint="eastAsia" w:ascii="Times New Roman" w:hAnsi="Times New Roman" w:eastAsia="Times New Roman" w:cs="Times New Roman"/>
         </w:rPr>
-        <w:t>-2-</w:t>
+        <w:t>-1-</w:t>
       </w:r>
       <w:r>
         <w:rPr>
@@ -6621,100 +6672,57 @@
         <w:rPr>
           <w:rFonts w:ascii="Times New Roman" w:hAnsi="Times New Roman" w:eastAsia="Times New Roman" w:cs="Times New Roman"/>
         </w:rPr>
+        <w:t xml:space="preserve"> </w:t>
+      </w:r>
+    </w:p>
+    <w:p>
+      <w:pPr>
+        <w:pStyle w:val="BodyText"/>
+        <w:spacing w:before="0" w:after="0"/>
+        <w:ind w:left="480" w:hanging="480"/>
+      </w:pPr>
+      <w:r>
+        <w:rPr>
+          <w:rFonts w:ascii="Times New Roman" w:hAnsi="Times New Roman" w:eastAsia="Times New Roman" w:cs="Times New Roman"/>
+        </w:rPr>
+        <w:t xml:space="preserve">C. </w:t>
+      </w:r>
+      <w:r>
+        <w:rPr>
+          <w:rFonts w:hint="eastAsia" w:ascii="Times New Roman" w:hAnsi="Times New Roman" w:eastAsia="Times New Roman" w:cs="Times New Roman"/>
+        </w:rPr>
+        <w:t>1,6-</w:t>
+      </w:r>
+      <w:r>
+        <w:rPr>
+          <w:rFonts w:hint="eastAsia" w:ascii="Times New Roman" w:hAnsi="Times New Roman" w:eastAsia="FangSong" w:cs="Times New Roman"/>
+        </w:rPr>
+        <w:t>二溴</w:t>
+      </w:r>
+      <w:r>
+        <w:rPr>
+          <w:rFonts w:hint="eastAsia" w:ascii="Times New Roman" w:hAnsi="Times New Roman" w:eastAsia="Times New Roman" w:cs="Times New Roman"/>
+        </w:rPr>
+        <w:t>-1-</w:t>
+      </w:r>
+      <w:r>
+        <w:rPr>
+          <w:rFonts w:hint="eastAsia" w:ascii="Times New Roman" w:hAnsi="Times New Roman" w:eastAsia="FangSong" w:cs="Times New Roman"/>
+        </w:rPr>
+        <w:t>环己烯</w:t>
+      </w:r>
+      <w:r>
+        <w:rPr>
+          <w:rFonts w:ascii="Times New Roman" w:hAnsi="Times New Roman" w:eastAsia="Times New Roman" w:cs="Times New Roman"/>
+        </w:rPr>
         <w:t xml:space="preserve">　</w:t>
       </w:r>
     </w:p>
     <w:p>
       <w:pPr>
         <w:pStyle w:val="BodyText"/>
+        <w:spacing w:before="0" w:after="0"/>
         <w:ind w:left="480" w:hanging="480"/>
-        <w:spacing w:before="0" w:after="0"/>
-      </w:pPr>
-      <w:r>
-        <w:rPr>
-          <w:rFonts w:ascii="Times New Roman" w:hAnsi="Times New Roman" w:eastAsia="Times New Roman" w:cs="Times New Roman"/>
-        </w:rPr>
-        <w:t xml:space="preserve">B. </w:t>
-      </w:r>
-      <w:r>
-        <w:rPr>
-          <w:rFonts w:hint="eastAsia" w:ascii="Times New Roman" w:hAnsi="Times New Roman" w:eastAsia="Times New Roman" w:cs="Times New Roman"/>
-        </w:rPr>
-        <w:t>1,2-</w:t>
-      </w:r>
-      <w:r>
-        <w:rPr>
-          <w:rFonts w:hint="eastAsia" w:ascii="Times New Roman" w:hAnsi="Times New Roman" w:eastAsia="FangSong" w:cs="Times New Roman"/>
-        </w:rPr>
-        <w:t>二溴</w:t>
-      </w:r>
-      <w:r>
-        <w:rPr>
-          <w:rFonts w:hint="eastAsia" w:ascii="Times New Roman" w:hAnsi="Times New Roman" w:eastAsia="Times New Roman" w:cs="Times New Roman"/>
-        </w:rPr>
-        <w:t>-1-</w:t>
-      </w:r>
-      <w:r>
-        <w:rPr>
-          <w:rFonts w:hint="eastAsia" w:ascii="Times New Roman" w:hAnsi="Times New Roman" w:eastAsia="FangSong" w:cs="Times New Roman"/>
-        </w:rPr>
-        <w:t>环己烯</w:t>
-      </w:r>
-      <w:r>
-        <w:rPr>
-          <w:rFonts w:ascii="Times New Roman" w:hAnsi="Times New Roman" w:eastAsia="Times New Roman" w:cs="Times New Roman"/>
-        </w:rPr>
-        <w:t xml:space="preserve"> </w:t>
-      </w:r>
-    </w:p>
-    <w:p>
-      <w:pPr>
-        <w:pStyle w:val="BodyText"/>
-        <w:ind w:left="480" w:hanging="480"/>
-        <w:spacing w:before="0" w:after="0"/>
-      </w:pPr>
-      <w:r>
-        <w:rPr>
-          <w:rFonts w:ascii="Times New Roman" w:hAnsi="Times New Roman" w:eastAsia="Times New Roman" w:cs="Times New Roman"/>
-        </w:rPr>
-        <w:t xml:space="preserve">C. </w:t>
-      </w:r>
-      <w:r>
-        <w:rPr>
-          <w:rFonts w:hint="eastAsia" w:ascii="Times New Roman" w:hAnsi="Times New Roman" w:eastAsia="Times New Roman" w:cs="Times New Roman"/>
-        </w:rPr>
-        <w:t>1,6-</w:t>
-      </w:r>
-      <w:r>
-        <w:rPr>
-          <w:rFonts w:hint="eastAsia" w:ascii="Times New Roman" w:hAnsi="Times New Roman" w:eastAsia="FangSong" w:cs="Times New Roman"/>
-        </w:rPr>
-        <w:t>二溴</w:t>
-      </w:r>
-      <w:r>
-        <w:rPr>
-          <w:rFonts w:hint="eastAsia" w:ascii="Times New Roman" w:hAnsi="Times New Roman" w:eastAsia="Times New Roman" w:cs="Times New Roman"/>
-        </w:rPr>
-        <w:t>-1-</w:t>
-      </w:r>
-      <w:r>
-        <w:rPr>
-          <w:rFonts w:hint="eastAsia" w:ascii="Times New Roman" w:hAnsi="Times New Roman" w:eastAsia="FangSong" w:cs="Times New Roman"/>
-        </w:rPr>
-        <w:t>环己烯</w:t>
-      </w:r>
-      <w:r>
-        <w:rPr>
-          <w:rFonts w:ascii="Times New Roman" w:hAnsi="Times New Roman" w:eastAsia="Times New Roman" w:cs="Times New Roman"/>
-        </w:rPr>
-        <w:t xml:space="preserve">　</w:t>
-      </w:r>
-    </w:p>
-    <w:p>
-      <w:pPr>
-        <w:pStyle w:val="BodyText"/>
-        <w:ind w:left="480" w:hanging="480"/>
-        <w:spacing w:before="0" w:after="180"/>
       </w:pPr>
       <w:r>
         <w:rPr>
@@ -7341,8 +7349,8 @@
           <w:ilvl w:val="0"/>
           <w:numId w:val="1007"/>
         </w:numPr>
+        <w:spacing w:before="0" w:after="0"/>
         <w:ind w:left="480" w:hanging="480"/>
-        <w:spacing w:after="0"/>
       </w:pPr>
       <w:r>
         <w:rPr>
@@ -7457,8 +7465,8 @@
           <w:ilvl w:val="0"/>
           <w:numId w:val="1007"/>
         </w:numPr>
+        <w:spacing w:before="0" w:after="0"/>
         <w:ind w:left="480" w:hanging="480"/>
-        <w:spacing w:before="0" w:after="0"/>
       </w:pPr>
       <w:r>
         <w:rPr>
@@ -7588,8 +7596,8 @@
           <w:ilvl w:val="0"/>
           <w:numId w:val="1007"/>
         </w:numPr>
+        <w:spacing w:before="0" w:after="0"/>
         <w:ind w:left="480" w:hanging="480"/>
-        <w:spacing w:before="0" w:after="0"/>
       </w:pPr>
       <w:r>
         <w:rPr>
@@ -7666,8 +7674,8 @@
           <w:ilvl w:val="0"/>
           <w:numId w:val="1007"/>
         </w:numPr>
+        <w:spacing w:before="0" w:after="0"/>
         <w:ind w:left="480" w:hanging="480"/>
-        <w:spacing w:before="0" w:after="0"/>
       </w:pPr>
       <w:r>
         <w:rPr>
@@ -7791,8 +7799,8 @@
           <w:ilvl w:val="0"/>
           <w:numId w:val="1007"/>
         </w:numPr>
+        <w:spacing w:before="0" w:after="0"/>
         <w:ind w:left="480" w:hanging="480"/>
-        <w:spacing w:before="0" w:after="180"/>
       </w:pPr>
       <w:r>
         <w:rPr>
@@ -9151,8 +9159,8 @@
     <w:p>
       <w:pPr>
         <w:pStyle w:val="BodyText"/>
+        <w:spacing w:before="0" w:after="0"/>
         <w:ind w:left="480" w:hanging="480"/>
-        <w:spacing w:after="0"/>
       </w:pPr>
       <w:r>
         <w:rPr>
@@ -9176,58 +9184,58 @@
     <w:p>
       <w:pPr>
         <w:pStyle w:val="BodyText"/>
+        <w:spacing w:before="0" w:after="0"/>
         <w:ind w:left="480" w:hanging="480"/>
+      </w:pPr>
+      <w:r>
+        <w:rPr>
+          <w:rFonts w:ascii="Times New Roman" w:hAnsi="Times New Roman" w:eastAsia="Times New Roman" w:cs="Times New Roman"/>
+        </w:rPr>
+        <w:t xml:space="preserve">B. 6 </w:t>
+      </w:r>
+      <w:r>
+        <w:rPr>
+          <w:rFonts w:hint="eastAsia" w:ascii="Times New Roman" w:hAnsi="Times New Roman" w:eastAsia="FangSong" w:cs="Times New Roman"/>
+        </w:rPr>
+        <w:t xml:space="preserve">个碳原子不可能都在一条直线上</w:t>
+      </w:r>
+      <w:r>
+        <w:rPr>
+          <w:rFonts w:ascii="Times New Roman" w:hAnsi="Times New Roman" w:eastAsia="Times New Roman" w:cs="Times New Roman"/>
+        </w:rPr>
+        <w:t xml:space="preserve"> </w:t>
+      </w:r>
+    </w:p>
+    <w:p>
+      <w:pPr>
+        <w:pStyle w:val="BodyText"/>
         <w:spacing w:before="0" w:after="0"/>
-      </w:pPr>
-      <w:r>
-        <w:rPr>
-          <w:rFonts w:ascii="Times New Roman" w:hAnsi="Times New Roman" w:eastAsia="Times New Roman" w:cs="Times New Roman"/>
-        </w:rPr>
-        <w:t xml:space="preserve">B. 6 </w:t>
-      </w:r>
-      <w:r>
-        <w:rPr>
-          <w:rFonts w:hint="eastAsia" w:ascii="Times New Roman" w:hAnsi="Times New Roman" w:eastAsia="FangSong" w:cs="Times New Roman"/>
-        </w:rPr>
-        <w:t xml:space="preserve">个碳原子不可能都在一条直线上</w:t>
-      </w:r>
-      <w:r>
-        <w:rPr>
-          <w:rFonts w:ascii="Times New Roman" w:hAnsi="Times New Roman" w:eastAsia="Times New Roman" w:cs="Times New Roman"/>
-        </w:rPr>
-        <w:t xml:space="preserve"> </w:t>
+        <w:ind w:left="480" w:hanging="480"/>
+      </w:pPr>
+      <w:r>
+        <w:rPr>
+          <w:rFonts w:ascii="Times New Roman" w:hAnsi="Times New Roman" w:eastAsia="Times New Roman" w:cs="Times New Roman"/>
+        </w:rPr>
+        <w:t xml:space="preserve">C. 6 </w:t>
+      </w:r>
+      <w:r>
+        <w:rPr>
+          <w:rFonts w:hint="eastAsia" w:ascii="Times New Roman" w:hAnsi="Times New Roman" w:eastAsia="FangSong" w:cs="Times New Roman"/>
+        </w:rPr>
+        <w:t xml:space="preserve">个碳原子有可能都在同一平面上</w:t>
+      </w:r>
+      <w:r>
+        <w:rPr>
+          <w:rFonts w:ascii="Times New Roman" w:hAnsi="Times New Roman" w:eastAsia="Times New Roman" w:cs="Times New Roman"/>
+        </w:rPr>
+        <w:t xml:space="preserve">　</w:t>
       </w:r>
     </w:p>
     <w:p>
       <w:pPr>
         <w:pStyle w:val="BodyText"/>
+        <w:spacing w:before="0" w:after="0"/>
         <w:ind w:left="480" w:hanging="480"/>
-        <w:spacing w:before="0" w:after="0"/>
-      </w:pPr>
-      <w:r>
-        <w:rPr>
-          <w:rFonts w:ascii="Times New Roman" w:hAnsi="Times New Roman" w:eastAsia="Times New Roman" w:cs="Times New Roman"/>
-        </w:rPr>
-        <w:t xml:space="preserve">C. 6 </w:t>
-      </w:r>
-      <w:r>
-        <w:rPr>
-          <w:rFonts w:hint="eastAsia" w:ascii="Times New Roman" w:hAnsi="Times New Roman" w:eastAsia="FangSong" w:cs="Times New Roman"/>
-        </w:rPr>
-        <w:t xml:space="preserve">个碳原子有可能都在同一平面上</w:t>
-      </w:r>
-      <w:r>
-        <w:rPr>
-          <w:rFonts w:ascii="Times New Roman" w:hAnsi="Times New Roman" w:eastAsia="Times New Roman" w:cs="Times New Roman"/>
-        </w:rPr>
-        <w:t xml:space="preserve">　</w:t>
-      </w:r>
-    </w:p>
-    <w:p>
-      <w:pPr>
-        <w:pStyle w:val="BodyText"/>
-        <w:ind w:left="480" w:hanging="480"/>
-        <w:spacing w:before="0" w:after="180"/>
       </w:pPr>
       <w:r>
         <w:rPr>
@@ -10273,6 +10281,14 @@
       <w:tblPr>
         <w:tblStyle w:val="Table"/>
         <w:tblW w:type="auto" w:w="0"/>
+        <w:tblBorders>
+          <w:top w:val="single" w:sz="12" w:space="0" w:color="000000"/>
+          <w:left w:val="none" w:sz="0" w:space="0" w:color="auto"/>
+          <w:bottom w:val="single" w:sz="12" w:space="0" w:color="000000"/>
+          <w:right w:val="none" w:sz="0" w:space="0" w:color="auto"/>
+          <w:insideH w:val="none" w:sz="0" w:space="0" w:color="auto"/>
+          <w:insideV w:val="none" w:sz="0" w:space="0" w:color="auto"/>
+        </w:tblBorders>
         <w:tblLook w:firstRow="1" w:lastRow="0" w:firstColumn="0" w:lastColumn="0" w:noHBand="0" w:noVBand="0" w:val="0020"/>
       </w:tblPr>
       <w:tblGrid>
@@ -10285,7 +10301,11 @@
           <w:tblHeader w:val="on"/>
         </w:trPr>
         <w:tc>
-          <w:tcPr/>
+          <w:tcPr>
+            <w:tcBorders>
+              <w:bottom w:val="single" w:sz="8" w:space="0" w:color="000000"/>
+            </w:tcBorders>
+          </w:tcPr>
           <w:p>
             <w:pPr>
               <w:pStyle w:val="Compact"/>
@@ -10301,7 +10321,11 @@
           </w:p>
         </w:tc>
         <w:tc>
-          <w:tcPr/>
+          <w:tcPr>
+            <w:tcBorders>
+              <w:bottom w:val="single" w:sz="8" w:space="0" w:color="000000"/>
+            </w:tcBorders>
+          </w:tcPr>
           <w:p>
             <w:pPr>
               <w:pStyle w:val="Compact"/>
@@ -10317,7 +10341,11 @@
           </w:p>
         </w:tc>
         <w:tc>
-          <w:tcPr/>
+          <w:tcPr>
+            <w:tcBorders>
+              <w:bottom w:val="single" w:sz="8" w:space="0" w:color="000000"/>
+            </w:tcBorders>
+          </w:tcPr>
           <w:p>
             <w:pPr>
               <w:pStyle w:val="Compact"/>
@@ -13117,8 +13145,8 @@
     <w:p>
       <w:pPr>
         <w:pStyle w:val="FirstParagraph"/>
+        <w:spacing w:before="0" w:after="0"/>
         <w:ind w:left="480" w:hanging="480"/>
-        <w:spacing w:after="0"/>
       </w:pPr>
       <w:r>
         <w:rPr>
@@ -13142,20 +13170,45 @@
     <w:p>
       <w:pPr>
         <w:pStyle w:val="FirstParagraph"/>
+        <w:spacing w:before="0" w:after="0"/>
         <w:ind w:left="480" w:hanging="480"/>
+      </w:pPr>
+      <w:r>
+        <w:rPr>
+          <w:rFonts w:ascii="Times New Roman" w:hAnsi="Times New Roman" w:eastAsia="Times New Roman" w:cs="Times New Roman"/>
+        </w:rPr>
+        <w:t xml:space="preserve">B. </w:t>
+      </w:r>
+      <w:r>
+        <w:rPr>
+          <w:rFonts w:hint="eastAsia" w:ascii="Times New Roman" w:hAnsi="Times New Roman" w:eastAsia="FangSong" w:cs="Times New Roman"/>
+        </w:rPr>
+        <w:t xml:space="preserve">立体异构体</w:t>
+      </w:r>
+      <w:r>
+        <w:rPr>
+          <w:rFonts w:ascii="Times New Roman" w:hAnsi="Times New Roman" w:eastAsia="Times New Roman" w:cs="Times New Roman"/>
+        </w:rPr>
+        <w:t xml:space="preserve">　</w:t>
+      </w:r>
+    </w:p>
+    <w:p>
+      <w:pPr>
+        <w:pStyle w:val="FirstParagraph"/>
         <w:spacing w:before="0" w:after="0"/>
-      </w:pPr>
-      <w:r>
-        <w:rPr>
-          <w:rFonts w:ascii="Times New Roman" w:hAnsi="Times New Roman" w:eastAsia="Times New Roman" w:cs="Times New Roman"/>
-        </w:rPr>
-        <w:t xml:space="preserve">B. </w:t>
-      </w:r>
-      <w:r>
-        <w:rPr>
-          <w:rFonts w:hint="eastAsia" w:ascii="Times New Roman" w:hAnsi="Times New Roman" w:eastAsia="FangSong" w:cs="Times New Roman"/>
-        </w:rPr>
-        <w:t xml:space="preserve">立体异构体</w:t>
+        <w:ind w:left="480" w:hanging="480"/>
+      </w:pPr>
+      <w:r>
+        <w:rPr>
+          <w:rFonts w:ascii="Times New Roman" w:hAnsi="Times New Roman" w:eastAsia="Times New Roman" w:cs="Times New Roman"/>
+        </w:rPr>
+        <w:t xml:space="preserve">C. </w:t>
+      </w:r>
+      <w:r>
+        <w:rPr>
+          <w:rFonts w:hint="eastAsia" w:ascii="Times New Roman" w:hAnsi="Times New Roman" w:eastAsia="FangSong" w:cs="Times New Roman"/>
+        </w:rPr>
+        <w:t xml:space="preserve">非对映异构体</w:t>
       </w:r>
       <w:r>
         <w:rPr>
@@ -13167,33 +13220,8 @@
     <w:p>
       <w:pPr>
         <w:pStyle w:val="FirstParagraph"/>
+        <w:spacing w:before="0" w:after="0"/>
         <w:ind w:left="480" w:hanging="480"/>
-        <w:spacing w:before="0" w:after="0"/>
-      </w:pPr>
-      <w:r>
-        <w:rPr>
-          <w:rFonts w:ascii="Times New Roman" w:hAnsi="Times New Roman" w:eastAsia="Times New Roman" w:cs="Times New Roman"/>
-        </w:rPr>
-        <w:t xml:space="preserve">C. </w:t>
-      </w:r>
-      <w:r>
-        <w:rPr>
-          <w:rFonts w:hint="eastAsia" w:ascii="Times New Roman" w:hAnsi="Times New Roman" w:eastAsia="FangSong" w:cs="Times New Roman"/>
-        </w:rPr>
-        <w:t xml:space="preserve">非对映异构体</w:t>
-      </w:r>
-      <w:r>
-        <w:rPr>
-          <w:rFonts w:ascii="Times New Roman" w:hAnsi="Times New Roman" w:eastAsia="Times New Roman" w:cs="Times New Roman"/>
-        </w:rPr>
-        <w:t xml:space="preserve">　</w:t>
-      </w:r>
-    </w:p>
-    <w:p>
-      <w:pPr>
-        <w:pStyle w:val="FirstParagraph"/>
-        <w:ind w:left="480" w:hanging="480"/>
-        <w:spacing w:before="0" w:after="180"/>
       </w:pPr>
       <w:r>
         <w:rPr>
@@ -17505,6 +17533,7 @@
     <w:p>
       <w:pPr>
         <w:pStyle w:val="BodyText"/>
+        <w:spacing w:before="0" w:after="0"/>
       </w:pPr>
       <w:r>
         <w:rPr>
@@ -17585,6 +17614,7 @@
     <w:p>
       <w:pPr>
         <w:pStyle w:val="BodyText"/>
+        <w:spacing w:before="0" w:after="0"/>
       </w:pPr>
       <w:r>
         <w:rPr>
@@ -17656,6 +17686,7 @@
     <w:p>
       <w:pPr>
         <w:pStyle w:val="BodyText"/>
+        <w:spacing w:before="0" w:after="0"/>
       </w:pPr>
       <w:r>
         <w:rPr>
@@ -17732,6 +17763,7 @@
     <w:p>
       <w:pPr>
         <w:pStyle w:val="BodyText"/>
+        <w:spacing w:before="0" w:after="0"/>
       </w:pPr>
       <w:r>
         <w:rPr>
@@ -20144,7 +20176,7 @@
     <ns0:rPr>
       <ns0:rFonts ns0:ascii="Times New Roman" ns0:cs="Times New Roman" ns0:eastAsia="SimHei" ns0:hAnsi="Times New Roman"/>
       <ns0:b/>
-      <ns0:color ns0:val="17324D"/>
+      <ns0:color ns0:val="000000"/>
       <ns0:sz ns0:val="44"/>
       <ns0:szCs ns0:val="56"/>
     </ns0:rPr>
@@ -20286,7 +20318,7 @@
     <ns0:rPr>
       <ns0:rFonts ns0:ascii="Times New Roman" ns0:cs="Times New Roman" ns0:eastAsia="SimHei" ns0:hAnsi="Times New Roman"/>
       <ns0:b/>
-      <ns0:color ns0:val="17324D"/>
+      <ns0:color ns0:val="000000"/>
       <ns0:sz ns0:val="32"/>
       <ns0:szCs ns0:val="40"/>
     </ns0:rPr>
@@ -20310,7 +20342,7 @@
     <ns0:rPr>
       <ns0:rFonts ns0:ascii="Times New Roman" ns0:cs="Times New Roman" ns0:eastAsia="SimHei" ns0:hAnsi="Times New Roman"/>
       <ns0:b/>
-      <ns0:color ns0:val="17324D"/>
+      <ns0:color ns0:val="000000"/>
       <ns0:sz ns0:val="28"/>
       <ns0:szCs ns0:val="32"/>
     </ns0:rPr>
@@ -20334,7 +20366,7 @@
     <ns0:rPr>
       <ns0:rFonts ns0:ascii="Times New Roman" ns0:cs="Times New Roman" ns0:eastAsia="SimHei" ns0:hAnsi="Times New Roman"/>
       <ns0:b/>
-      <ns0:color ns0:val="17324D"/>
+      <ns0:color ns0:val="000000"/>
       <ns0:sz ns0:val="25"/>
       <ns0:szCs ns0:val="28"/>
     </ns0:rPr>
